--- a/Report/PROJECT REPORT.docx
+++ b/Report/PROJECT REPORT.docx
@@ -2,17 +2,36 @@
 <file path=word/document.xml><?xml version="1.0" encoding="utf-8"?>
 <w:document xmlns:wpc="http://schemas.microsoft.com/office/word/2010/wordprocessingCanvas" xmlns:cx="http://schemas.microsoft.com/office/drawing/2014/chartex" xmlns:cx1="http://schemas.microsoft.com/office/drawing/2015/9/8/chartex" xmlns:cx2="http://schemas.microsoft.com/office/drawing/2015/10/21/chartex" xmlns:cx3="http://schemas.microsoft.com/office/drawing/2016/5/9/chartex" xmlns:cx4="http://schemas.microsoft.com/office/drawing/2016/5/10/chartex" xmlns:cx5="http://schemas.microsoft.com/office/drawing/2016/5/11/chartex" xmlns:cx6="http://schemas.microsoft.com/office/drawing/2016/5/12/chartex" xmlns:cx7="http://schemas.microsoft.com/office/drawing/2016/5/13/chartex" xmlns:cx8="http://schemas.microsoft.com/office/drawing/2016/5/14/chartex" xmlns:mc="http://schemas.openxmlformats.org/markup-compatibility/2006" xmlns:aink="http://schemas.microsoft.com/office/drawing/2016/ink" xmlns:am3d="http://schemas.microsoft.com/office/drawing/2017/model3d" xmlns:o="urn:schemas-microsoft-com:office:office" xmlns:oel="http://schemas.microsoft.com/office/2019/extlst" xmlns:r="http://schemas.openxmlformats.org/officeDocument/2006/relationships" xmlns:m="http://schemas.openxmlformats.org/officeDocument/2006/math" xmlns:v="urn:schemas-microsoft-com:vml" xmlns:wp14="http://schemas.microsoft.com/office/word/2010/wordprocessingDrawing" xmlns:wp="http://schemas.openxmlformats.org/drawingml/2006/wordprocessingDrawing" xmlns:w10="urn:schemas-microsoft-com:office:word" xmlns:w="http://schemas.openxmlformats.org/wordprocessingml/2006/main" xmlns:w14="http://schemas.microsoft.com/office/word/2010/wordml" xmlns:w15="http://schemas.microsoft.com/office/word/2012/wordml" xmlns:w16cex="http://schemas.microsoft.com/office/word/2018/wordml/cex" xmlns:w16cid="http://schemas.microsoft.com/office/word/2016/wordml/cid" xmlns:w16="http://schemas.microsoft.com/office/word/2018/wordml" xmlns:w16du="http://schemas.microsoft.com/office/word/2023/wordml/word16du" xmlns:w16sdtdh="http://schemas.microsoft.com/office/word/2020/wordml/sdtdatahash" xmlns:w16sdtfl="http://schemas.microsoft.com/office/word/2024/wordml/sdtformatlock" xmlns:w16se="http://schemas.microsoft.com/office/word/2015/wordml/symex" xmlns:wpg="http://schemas.microsoft.com/office/word/2010/wordprocessingGroup" xmlns:wpi="http://schemas.microsoft.com/office/word/2010/wordprocessingInk" xmlns:wne="http://schemas.microsoft.com/office/word/2006/wordml" xmlns:wps="http://schemas.microsoft.com/office/word/2010/wordprocessingShape" mc:Ignorable="w14 w15 w16se w16cid w16 w16cex w16sdtdh w16sdtfl w16du wp14">
   <w:body>
-    <w:p/>
-    <w:p/>
-    <w:p>
-      <w:pPr>
-        <w:jc w:val="center"/>
-        <w:rPr>
+    <w:p>
+      <w:pPr>
+        <w:spacing w:line="360" w:lineRule="auto"/>
+        <w:rPr>
+          <w:rFonts w:ascii="Arial" w:hAnsi="Arial" w:cs="Arial"/>
+          <w:sz w:val="24"/>
+          <w:szCs w:val="24"/>
+        </w:rPr>
+      </w:pPr>
+    </w:p>
+    <w:p>
+      <w:pPr>
+        <w:spacing w:line="360" w:lineRule="auto"/>
+        <w:rPr>
+          <w:rFonts w:ascii="Arial" w:hAnsi="Arial" w:cs="Arial"/>
+          <w:sz w:val="24"/>
+          <w:szCs w:val="24"/>
+        </w:rPr>
+      </w:pPr>
+    </w:p>
+    <w:p>
+      <w:pPr>
+        <w:spacing w:line="360" w:lineRule="auto"/>
+        <w:rPr>
+          <w:rFonts w:ascii="Arial" w:hAnsi="Arial" w:cs="Arial"/>
           <w:b/>
           <w:bCs/>
           <w:color w:val="002060"/>
-          <w:sz w:val="96"/>
-          <w:szCs w:val="96"/>
+          <w:sz w:val="24"/>
+          <w:szCs w:val="24"/>
           <w:u w:val="single"/>
           <w14:glow w14:rad="101600">
             <w14:srgbClr w14:val="002060">
@@ -30,11 +49,12 @@
       </w:pPr>
       <w:r>
         <w:rPr>
+          <w:rFonts w:ascii="Arial" w:hAnsi="Arial" w:cs="Arial"/>
           <w:b/>
           <w:bCs/>
           <w:color w:val="002060"/>
-          <w:sz w:val="96"/>
-          <w:szCs w:val="96"/>
+          <w:sz w:val="24"/>
+          <w:szCs w:val="24"/>
           <w:u w:val="single"/>
           <w14:glow w14:rad="101600">
             <w14:srgbClr w14:val="002060">
@@ -54,23 +74,25 @@
     </w:p>
     <w:p>
       <w:pPr>
-        <w:jc w:val="center"/>
-        <w:rPr>
+        <w:spacing w:line="360" w:lineRule="auto"/>
+        <w:rPr>
+          <w:rFonts w:ascii="Arial" w:hAnsi="Arial" w:cs="Arial"/>
           <w:b/>
           <w:bCs/>
           <w:color w:val="00B0F0"/>
-          <w:sz w:val="96"/>
-          <w:szCs w:val="96"/>
+          <w:sz w:val="24"/>
+          <w:szCs w:val="24"/>
           <w:u w:val="dash"/>
         </w:rPr>
       </w:pPr>
       <w:r>
         <w:rPr>
+          <w:rFonts w:ascii="Arial" w:hAnsi="Arial" w:cs="Arial"/>
           <w:b/>
           <w:bCs/>
           <w:color w:val="00B0F0"/>
-          <w:sz w:val="96"/>
-          <w:szCs w:val="96"/>
+          <w:sz w:val="24"/>
+          <w:szCs w:val="24"/>
           <w:u w:val="dash"/>
         </w:rPr>
         <w:t>DIGITAL LITERACY</w:t>
@@ -78,249 +100,417 @@
     </w:p>
     <w:p>
       <w:pPr>
-        <w:jc w:val="center"/>
-        <w:rPr>
-          <w:color w:val="000000" w:themeColor="text1"/>
-          <w:sz w:val="40"/>
-          <w:szCs w:val="40"/>
-        </w:rPr>
-      </w:pPr>
-      <w:r>
-        <w:rPr>
-          <w:color w:val="000000" w:themeColor="text1"/>
-          <w:sz w:val="40"/>
-          <w:szCs w:val="40"/>
+        <w:spacing w:line="360" w:lineRule="auto"/>
+        <w:rPr>
+          <w:rFonts w:ascii="Arial" w:hAnsi="Arial" w:cs="Arial"/>
+          <w:color w:val="000000" w:themeColor="text1"/>
+          <w:sz w:val="24"/>
+          <w:szCs w:val="24"/>
+        </w:rPr>
+      </w:pPr>
+      <w:r>
+        <w:rPr>
+          <w:rFonts w:ascii="Arial" w:hAnsi="Arial" w:cs="Arial"/>
+          <w:color w:val="000000" w:themeColor="text1"/>
+          <w:sz w:val="24"/>
+          <w:szCs w:val="24"/>
         </w:rPr>
         <w:t xml:space="preserve">Course </w:t>
       </w:r>
       <w:r>
         <w:rPr>
-          <w:color w:val="000000" w:themeColor="text1"/>
-          <w:sz w:val="40"/>
-          <w:szCs w:val="40"/>
+          <w:rFonts w:ascii="Arial" w:hAnsi="Arial" w:cs="Arial"/>
+          <w:color w:val="000000" w:themeColor="text1"/>
+          <w:sz w:val="24"/>
+          <w:szCs w:val="24"/>
         </w:rPr>
         <w:t>Code: CSE0001</w:t>
       </w:r>
     </w:p>
     <w:p>
       <w:pPr>
-        <w:jc w:val="center"/>
-        <w:rPr>
+        <w:spacing w:line="360" w:lineRule="auto"/>
+        <w:rPr>
+          <w:rFonts w:ascii="Arial" w:hAnsi="Arial" w:cs="Arial"/>
           <w:b/>
           <w:bCs/>
           <w:color w:val="00B0F0"/>
-          <w:sz w:val="28"/>
-          <w:szCs w:val="28"/>
+          <w:sz w:val="24"/>
+          <w:szCs w:val="24"/>
           <w:u w:val="dash"/>
         </w:rPr>
       </w:pPr>
     </w:p>
     <w:p>
       <w:pPr>
-        <w:jc w:val="center"/>
-        <w:rPr>
-          <w:b/>
-          <w:bCs/>
-          <w:color w:val="000000" w:themeColor="text1"/>
-          <w:sz w:val="72"/>
-          <w:szCs w:val="72"/>
-        </w:rPr>
-      </w:pPr>
-      <w:r>
-        <w:rPr>
-          <w:b/>
-          <w:bCs/>
-          <w:color w:val="000000" w:themeColor="text1"/>
-          <w:sz w:val="72"/>
-          <w:szCs w:val="72"/>
+        <w:spacing w:line="360" w:lineRule="auto"/>
+        <w:rPr>
+          <w:rFonts w:ascii="Arial" w:hAnsi="Arial" w:cs="Arial"/>
+          <w:b/>
+          <w:bCs/>
+          <w:color w:val="000000" w:themeColor="text1"/>
+          <w:sz w:val="24"/>
+          <w:szCs w:val="24"/>
+        </w:rPr>
+      </w:pPr>
+      <w:r>
+        <w:rPr>
+          <w:rFonts w:ascii="Arial" w:hAnsi="Arial" w:cs="Arial"/>
+          <w:b/>
+          <w:bCs/>
+          <w:color w:val="000000" w:themeColor="text1"/>
+          <w:sz w:val="24"/>
+          <w:szCs w:val="24"/>
         </w:rPr>
         <w:t>SESSION: 2025-26</w:t>
       </w:r>
     </w:p>
     <w:p>
       <w:pPr>
-        <w:jc w:val="center"/>
-        <w:rPr>
-          <w:b/>
-          <w:bCs/>
-          <w:color w:val="000000" w:themeColor="text1"/>
-          <w:sz w:val="72"/>
-          <w:szCs w:val="72"/>
-        </w:rPr>
-      </w:pPr>
-    </w:p>
-    <w:p>
-      <w:pPr>
-        <w:jc w:val="center"/>
-        <w:rPr>
-          <w:b/>
-          <w:bCs/>
-          <w:color w:val="000000" w:themeColor="text1"/>
-          <w:sz w:val="72"/>
-          <w:szCs w:val="72"/>
-        </w:rPr>
-      </w:pPr>
-    </w:p>
-    <w:p>
-      <w:pPr>
-        <w:jc w:val="right"/>
-        <w:rPr>
-          <w:b/>
-          <w:bCs/>
-          <w:color w:val="000000" w:themeColor="text1"/>
-          <w:sz w:val="52"/>
-          <w:szCs w:val="52"/>
-        </w:rPr>
-      </w:pPr>
-      <w:r>
-        <w:rPr>
-          <w:b/>
-          <w:bCs/>
-          <w:color w:val="000000" w:themeColor="text1"/>
-          <w:sz w:val="52"/>
-          <w:szCs w:val="52"/>
+        <w:spacing w:line="360" w:lineRule="auto"/>
+        <w:jc w:val="center"/>
+        <w:rPr>
+          <w:rFonts w:ascii="Arial" w:hAnsi="Arial" w:cs="Arial"/>
+          <w:b/>
+          <w:bCs/>
+          <w:color w:val="000000" w:themeColor="text1"/>
+          <w:sz w:val="24"/>
+          <w:szCs w:val="24"/>
+        </w:rPr>
+      </w:pPr>
+    </w:p>
+    <w:p>
+      <w:pPr>
+        <w:spacing w:line="360" w:lineRule="auto"/>
+        <w:jc w:val="center"/>
+        <w:rPr>
+          <w:rFonts w:ascii="Arial" w:hAnsi="Arial" w:cs="Arial"/>
+          <w:b/>
+          <w:bCs/>
+          <w:color w:val="000000" w:themeColor="text1"/>
+          <w:sz w:val="24"/>
+          <w:szCs w:val="24"/>
+        </w:rPr>
+      </w:pPr>
+    </w:p>
+    <w:p>
+      <w:pPr>
+        <w:spacing w:line="360" w:lineRule="auto"/>
+        <w:ind w:left="360"/>
+        <w:rPr>
+          <w:rFonts w:ascii="Arial" w:hAnsi="Arial" w:cs="Arial"/>
+          <w:b/>
+          <w:bCs/>
+          <w:color w:val="000000" w:themeColor="text1"/>
+          <w:sz w:val="24"/>
+          <w:szCs w:val="24"/>
+        </w:rPr>
+      </w:pPr>
+      <w:r>
+        <w:rPr>
+          <w:rFonts w:ascii="Arial" w:hAnsi="Arial" w:cs="Arial"/>
+          <w:b/>
+          <w:bCs/>
+          <w:color w:val="000000" w:themeColor="text1"/>
+          <w:sz w:val="24"/>
+          <w:szCs w:val="24"/>
         </w:rPr>
         <w:t>Name: Pranshu Singh</w:t>
       </w:r>
     </w:p>
     <w:p>
       <w:pPr>
-        <w:jc w:val="right"/>
-        <w:rPr>
-          <w:b/>
-          <w:bCs/>
-          <w:color w:val="000000" w:themeColor="text1"/>
-          <w:sz w:val="52"/>
-          <w:szCs w:val="52"/>
-        </w:rPr>
-      </w:pPr>
-      <w:r>
-        <w:rPr>
-          <w:b/>
-          <w:bCs/>
-          <w:color w:val="000000" w:themeColor="text1"/>
-          <w:sz w:val="52"/>
-          <w:szCs w:val="52"/>
+        <w:spacing w:line="360" w:lineRule="auto"/>
+        <w:ind w:left="360"/>
+        <w:rPr>
+          <w:rFonts w:ascii="Arial" w:hAnsi="Arial" w:cs="Arial"/>
+          <w:b/>
+          <w:bCs/>
+          <w:color w:val="000000" w:themeColor="text1"/>
+          <w:sz w:val="24"/>
+          <w:szCs w:val="24"/>
+        </w:rPr>
+      </w:pPr>
+      <w:r>
+        <w:rPr>
+          <w:rFonts w:ascii="Arial" w:hAnsi="Arial" w:cs="Arial"/>
+          <w:b/>
+          <w:bCs/>
+          <w:color w:val="000000" w:themeColor="text1"/>
+          <w:sz w:val="24"/>
+          <w:szCs w:val="24"/>
         </w:rPr>
         <w:t>Reg. No.: 25BAI10849</w:t>
       </w:r>
     </w:p>
     <w:p>
       <w:pPr>
-        <w:jc w:val="right"/>
-        <w:rPr>
-          <w:b/>
-          <w:bCs/>
-          <w:color w:val="000000" w:themeColor="text1"/>
-          <w:sz w:val="52"/>
-          <w:szCs w:val="52"/>
-        </w:rPr>
-      </w:pPr>
-      <w:r>
-        <w:rPr>
-          <w:b/>
-          <w:bCs/>
-          <w:color w:val="000000" w:themeColor="text1"/>
-          <w:sz w:val="52"/>
-          <w:szCs w:val="52"/>
-        </w:rPr>
-        <w:t xml:space="preserve"> </w:t>
-      </w:r>
-      <w:r>
-        <w:rPr>
-          <w:b/>
-          <w:bCs/>
-          <w:color w:val="000000" w:themeColor="text1"/>
-          <w:sz w:val="52"/>
-          <w:szCs w:val="52"/>
+        <w:spacing w:line="360" w:lineRule="auto"/>
+        <w:ind w:left="360"/>
+        <w:rPr>
+          <w:rFonts w:ascii="Arial" w:hAnsi="Arial" w:cs="Arial"/>
+          <w:b/>
+          <w:bCs/>
+          <w:color w:val="000000" w:themeColor="text1"/>
+          <w:sz w:val="24"/>
+          <w:szCs w:val="24"/>
+        </w:rPr>
+      </w:pPr>
+      <w:r>
+        <w:rPr>
+          <w:rFonts w:ascii="Arial" w:hAnsi="Arial" w:cs="Arial"/>
+          <w:b/>
+          <w:bCs/>
+          <w:color w:val="000000" w:themeColor="text1"/>
+          <w:sz w:val="24"/>
+          <w:szCs w:val="24"/>
         </w:rPr>
         <w:t xml:space="preserve">Programme &amp; Branch: </w:t>
       </w:r>
-      <w:r>
-        <w:rPr>
-          <w:b/>
-          <w:bCs/>
-          <w:color w:val="000000" w:themeColor="text1"/>
-          <w:sz w:val="52"/>
-          <w:szCs w:val="52"/>
-        </w:rPr>
-        <w:t>B.Tech(</w:t>
-      </w:r>
-      <w:r>
-        <w:rPr>
-          <w:b/>
-          <w:bCs/>
-          <w:color w:val="000000" w:themeColor="text1"/>
-          <w:sz w:val="52"/>
-          <w:szCs w:val="52"/>
+      <w:proofErr w:type="spellStart"/>
+      <w:proofErr w:type="gramStart"/>
+      <w:r>
+        <w:rPr>
+          <w:rFonts w:ascii="Arial" w:hAnsi="Arial" w:cs="Arial"/>
+          <w:b/>
+          <w:bCs/>
+          <w:color w:val="000000" w:themeColor="text1"/>
+          <w:sz w:val="24"/>
+          <w:szCs w:val="24"/>
+        </w:rPr>
+        <w:t>B.Tech</w:t>
+      </w:r>
+      <w:proofErr w:type="spellEnd"/>
+      <w:proofErr w:type="gramEnd"/>
+      <w:r>
+        <w:rPr>
+          <w:rFonts w:ascii="Arial" w:hAnsi="Arial" w:cs="Arial"/>
+          <w:b/>
+          <w:bCs/>
+          <w:color w:val="000000" w:themeColor="text1"/>
+          <w:sz w:val="24"/>
+          <w:szCs w:val="24"/>
+        </w:rPr>
+        <w:t>(</w:t>
+      </w:r>
+      <w:r>
+        <w:rPr>
+          <w:rFonts w:ascii="Arial" w:hAnsi="Arial" w:cs="Arial"/>
+          <w:b/>
+          <w:bCs/>
+          <w:color w:val="000000" w:themeColor="text1"/>
+          <w:sz w:val="24"/>
+          <w:szCs w:val="24"/>
         </w:rPr>
         <w:t>AI an</w:t>
       </w:r>
       <w:r>
         <w:rPr>
-          <w:b/>
-          <w:bCs/>
-          <w:color w:val="000000" w:themeColor="text1"/>
-          <w:sz w:val="52"/>
-          <w:szCs w:val="52"/>
+          <w:rFonts w:ascii="Arial" w:hAnsi="Arial" w:cs="Arial"/>
+          <w:b/>
+          <w:bCs/>
+          <w:color w:val="000000" w:themeColor="text1"/>
+          <w:sz w:val="24"/>
+          <w:szCs w:val="24"/>
         </w:rPr>
         <w:t xml:space="preserve">d </w:t>
       </w:r>
       <w:r>
         <w:rPr>
-          <w:b/>
-          <w:bCs/>
-          <w:color w:val="000000" w:themeColor="text1"/>
-          <w:sz w:val="52"/>
-          <w:szCs w:val="52"/>
+          <w:rFonts w:ascii="Arial" w:hAnsi="Arial" w:cs="Arial"/>
+          <w:b/>
+          <w:bCs/>
+          <w:color w:val="000000" w:themeColor="text1"/>
+          <w:sz w:val="24"/>
+          <w:szCs w:val="24"/>
         </w:rPr>
         <w:t>ML</w:t>
       </w:r>
       <w:r>
         <w:rPr>
-          <w:b/>
-          <w:bCs/>
-          <w:color w:val="000000" w:themeColor="text1"/>
-          <w:sz w:val="52"/>
-          <w:szCs w:val="52"/>
+          <w:rFonts w:ascii="Arial" w:hAnsi="Arial" w:cs="Arial"/>
+          <w:b/>
+          <w:bCs/>
+          <w:color w:val="000000" w:themeColor="text1"/>
+          <w:sz w:val="24"/>
+          <w:szCs w:val="24"/>
         </w:rPr>
         <w:t>)</w:t>
       </w:r>
     </w:p>
     <w:p>
       <w:pPr>
-        <w:jc w:val="center"/>
-        <w:rPr>
-          <w:b/>
-          <w:bCs/>
-          <w:color w:val="000000" w:themeColor="text1"/>
-          <w:sz w:val="96"/>
-          <w:szCs w:val="96"/>
-          <w:u w:val="single"/>
-        </w:rPr>
-      </w:pPr>
-      <w:r>
-        <w:rPr>
-          <w:b/>
-          <w:bCs/>
-          <w:color w:val="000000" w:themeColor="text1"/>
-          <w:sz w:val="96"/>
-          <w:szCs w:val="96"/>
-          <w:u w:val="single"/>
-        </w:rPr>
-        <w:lastRenderedPageBreak/>
+        <w:spacing w:line="360" w:lineRule="auto"/>
+        <w:jc w:val="center"/>
+        <w:rPr>
+          <w:rFonts w:ascii="Arial" w:hAnsi="Arial" w:cs="Arial"/>
+          <w:b/>
+          <w:bCs/>
+          <w:color w:val="000000" w:themeColor="text1"/>
+          <w:sz w:val="24"/>
+          <w:szCs w:val="24"/>
+          <w:u w:val="single"/>
+        </w:rPr>
+      </w:pPr>
+    </w:p>
+    <w:p>
+      <w:pPr>
+        <w:spacing w:line="360" w:lineRule="auto"/>
+        <w:jc w:val="center"/>
+        <w:rPr>
+          <w:rFonts w:ascii="Arial" w:hAnsi="Arial" w:cs="Arial"/>
+          <w:b/>
+          <w:bCs/>
+          <w:color w:val="000000" w:themeColor="text1"/>
+          <w:sz w:val="24"/>
+          <w:szCs w:val="24"/>
+          <w:u w:val="single"/>
+        </w:rPr>
+      </w:pPr>
+    </w:p>
+    <w:p>
+      <w:pPr>
+        <w:spacing w:line="360" w:lineRule="auto"/>
+        <w:jc w:val="center"/>
+        <w:rPr>
+          <w:rFonts w:ascii="Arial" w:hAnsi="Arial" w:cs="Arial"/>
+          <w:b/>
+          <w:bCs/>
+          <w:color w:val="000000" w:themeColor="text1"/>
+          <w:sz w:val="24"/>
+          <w:szCs w:val="24"/>
+          <w:u w:val="single"/>
+        </w:rPr>
+      </w:pPr>
+    </w:p>
+    <w:p>
+      <w:pPr>
+        <w:spacing w:line="360" w:lineRule="auto"/>
+        <w:jc w:val="center"/>
+        <w:rPr>
+          <w:rFonts w:ascii="Arial" w:hAnsi="Arial" w:cs="Arial"/>
+          <w:b/>
+          <w:bCs/>
+          <w:color w:val="000000" w:themeColor="text1"/>
+          <w:sz w:val="24"/>
+          <w:szCs w:val="24"/>
+          <w:u w:val="single"/>
+        </w:rPr>
+      </w:pPr>
+    </w:p>
+    <w:p>
+      <w:pPr>
+        <w:spacing w:line="360" w:lineRule="auto"/>
+        <w:jc w:val="center"/>
+        <w:rPr>
+          <w:rFonts w:ascii="Arial" w:hAnsi="Arial" w:cs="Arial"/>
+          <w:b/>
+          <w:bCs/>
+          <w:color w:val="000000" w:themeColor="text1"/>
+          <w:sz w:val="24"/>
+          <w:szCs w:val="24"/>
+          <w:u w:val="single"/>
+        </w:rPr>
+      </w:pPr>
+    </w:p>
+    <w:p>
+      <w:pPr>
+        <w:spacing w:line="360" w:lineRule="auto"/>
+        <w:jc w:val="center"/>
+        <w:rPr>
+          <w:rFonts w:ascii="Arial" w:hAnsi="Arial" w:cs="Arial"/>
+          <w:b/>
+          <w:bCs/>
+          <w:color w:val="000000" w:themeColor="text1"/>
+          <w:sz w:val="24"/>
+          <w:szCs w:val="24"/>
+          <w:u w:val="single"/>
+        </w:rPr>
+      </w:pPr>
+    </w:p>
+    <w:p>
+      <w:pPr>
+        <w:spacing w:line="360" w:lineRule="auto"/>
+        <w:jc w:val="center"/>
+        <w:rPr>
+          <w:rFonts w:ascii="Arial" w:hAnsi="Arial" w:cs="Arial"/>
+          <w:b/>
+          <w:bCs/>
+          <w:color w:val="000000" w:themeColor="text1"/>
+          <w:sz w:val="24"/>
+          <w:szCs w:val="24"/>
+          <w:u w:val="single"/>
+        </w:rPr>
+      </w:pPr>
+    </w:p>
+    <w:p>
+      <w:pPr>
+        <w:spacing w:line="360" w:lineRule="auto"/>
+        <w:jc w:val="center"/>
+        <w:rPr>
+          <w:rFonts w:ascii="Arial" w:hAnsi="Arial" w:cs="Arial"/>
+          <w:b/>
+          <w:bCs/>
+          <w:color w:val="000000" w:themeColor="text1"/>
+          <w:sz w:val="24"/>
+          <w:szCs w:val="24"/>
+          <w:u w:val="single"/>
+        </w:rPr>
+      </w:pPr>
+    </w:p>
+    <w:p>
+      <w:pPr>
+        <w:spacing w:line="360" w:lineRule="auto"/>
+        <w:jc w:val="center"/>
+        <w:rPr>
+          <w:rFonts w:ascii="Arial" w:hAnsi="Arial" w:cs="Arial"/>
+          <w:b/>
+          <w:bCs/>
+          <w:color w:val="000000" w:themeColor="text1"/>
+          <w:sz w:val="24"/>
+          <w:szCs w:val="24"/>
+          <w:u w:val="single"/>
+        </w:rPr>
+      </w:pPr>
+    </w:p>
+    <w:p>
+      <w:pPr>
+        <w:spacing w:line="360" w:lineRule="auto"/>
+        <w:jc w:val="center"/>
+        <w:rPr>
+          <w:rFonts w:ascii="Arial" w:hAnsi="Arial" w:cs="Arial"/>
+          <w:b/>
+          <w:bCs/>
+          <w:color w:val="000000" w:themeColor="text1"/>
+          <w:sz w:val="24"/>
+          <w:szCs w:val="24"/>
+          <w:u w:val="single"/>
+        </w:rPr>
+      </w:pPr>
+      <w:r>
+        <w:rPr>
+          <w:rFonts w:ascii="Arial" w:hAnsi="Arial" w:cs="Arial"/>
+          <w:b/>
+          <w:bCs/>
+          <w:color w:val="000000" w:themeColor="text1"/>
+          <w:sz w:val="24"/>
+          <w:szCs w:val="24"/>
+          <w:u w:val="single"/>
+        </w:rPr>
         <w:t>CONTENTS</w:t>
       </w:r>
     </w:p>
     <w:p>
       <w:pPr>
-        <w:jc w:val="center"/>
-        <w:rPr>
-          <w:b/>
-          <w:bCs/>
-          <w:color w:val="000000" w:themeColor="text1"/>
-          <w:sz w:val="56"/>
-          <w:szCs w:val="56"/>
+        <w:spacing w:line="360" w:lineRule="auto"/>
+        <w:jc w:val="center"/>
+        <w:rPr>
+          <w:rFonts w:ascii="Arial" w:hAnsi="Arial" w:cs="Arial"/>
+          <w:b/>
+          <w:bCs/>
+          <w:color w:val="000000" w:themeColor="text1"/>
+          <w:sz w:val="24"/>
+          <w:szCs w:val="24"/>
           <w:u w:val="single"/>
         </w:rPr>
       </w:pPr>
@@ -332,17 +522,20 @@
           <w:ilvl w:val="0"/>
           <w:numId w:val="1"/>
         </w:numPr>
-        <w:rPr>
-          <w:color w:val="000000" w:themeColor="text1"/>
-          <w:sz w:val="72"/>
-          <w:szCs w:val="72"/>
-        </w:rPr>
-      </w:pPr>
-      <w:r>
-        <w:rPr>
-          <w:color w:val="000000" w:themeColor="text1"/>
-          <w:sz w:val="72"/>
-          <w:szCs w:val="72"/>
+        <w:spacing w:line="360" w:lineRule="auto"/>
+        <w:rPr>
+          <w:rFonts w:ascii="Arial" w:hAnsi="Arial" w:cs="Arial"/>
+          <w:color w:val="000000" w:themeColor="text1"/>
+          <w:sz w:val="24"/>
+          <w:szCs w:val="24"/>
+        </w:rPr>
+      </w:pPr>
+      <w:r>
+        <w:rPr>
+          <w:rFonts w:ascii="Arial" w:hAnsi="Arial" w:cs="Arial"/>
+          <w:color w:val="000000" w:themeColor="text1"/>
+          <w:sz w:val="24"/>
+          <w:szCs w:val="24"/>
         </w:rPr>
         <w:t xml:space="preserve">Introduction </w:t>
       </w:r>
@@ -354,17 +547,20 @@
           <w:ilvl w:val="0"/>
           <w:numId w:val="1"/>
         </w:numPr>
-        <w:rPr>
-          <w:color w:val="000000" w:themeColor="text1"/>
-          <w:sz w:val="72"/>
-          <w:szCs w:val="72"/>
-        </w:rPr>
-      </w:pPr>
-      <w:r>
-        <w:rPr>
-          <w:color w:val="000000" w:themeColor="text1"/>
-          <w:sz w:val="72"/>
-          <w:szCs w:val="72"/>
+        <w:spacing w:line="360" w:lineRule="auto"/>
+        <w:rPr>
+          <w:rFonts w:ascii="Arial" w:hAnsi="Arial" w:cs="Arial"/>
+          <w:color w:val="000000" w:themeColor="text1"/>
+          <w:sz w:val="24"/>
+          <w:szCs w:val="24"/>
+        </w:rPr>
+      </w:pPr>
+      <w:r>
+        <w:rPr>
+          <w:rFonts w:ascii="Arial" w:hAnsi="Arial" w:cs="Arial"/>
+          <w:color w:val="000000" w:themeColor="text1"/>
+          <w:sz w:val="24"/>
+          <w:szCs w:val="24"/>
         </w:rPr>
         <w:t xml:space="preserve">Task 1 </w:t>
       </w:r>
@@ -376,17 +572,20 @@
           <w:ilvl w:val="0"/>
           <w:numId w:val="1"/>
         </w:numPr>
-        <w:rPr>
-          <w:color w:val="000000" w:themeColor="text1"/>
-          <w:sz w:val="72"/>
-          <w:szCs w:val="72"/>
-        </w:rPr>
-      </w:pPr>
-      <w:r>
-        <w:rPr>
-          <w:color w:val="000000" w:themeColor="text1"/>
-          <w:sz w:val="72"/>
-          <w:szCs w:val="72"/>
+        <w:spacing w:line="360" w:lineRule="auto"/>
+        <w:rPr>
+          <w:rFonts w:ascii="Arial" w:hAnsi="Arial" w:cs="Arial"/>
+          <w:color w:val="000000" w:themeColor="text1"/>
+          <w:sz w:val="24"/>
+          <w:szCs w:val="24"/>
+        </w:rPr>
+      </w:pPr>
+      <w:r>
+        <w:rPr>
+          <w:rFonts w:ascii="Arial" w:hAnsi="Arial" w:cs="Arial"/>
+          <w:color w:val="000000" w:themeColor="text1"/>
+          <w:sz w:val="24"/>
+          <w:szCs w:val="24"/>
         </w:rPr>
         <w:t xml:space="preserve">Task 2 </w:t>
       </w:r>
@@ -398,17 +597,20 @@
           <w:ilvl w:val="0"/>
           <w:numId w:val="1"/>
         </w:numPr>
-        <w:rPr>
-          <w:color w:val="000000" w:themeColor="text1"/>
-          <w:sz w:val="72"/>
-          <w:szCs w:val="72"/>
-        </w:rPr>
-      </w:pPr>
-      <w:r>
-        <w:rPr>
-          <w:color w:val="000000" w:themeColor="text1"/>
-          <w:sz w:val="72"/>
-          <w:szCs w:val="72"/>
+        <w:spacing w:line="360" w:lineRule="auto"/>
+        <w:rPr>
+          <w:rFonts w:ascii="Arial" w:hAnsi="Arial" w:cs="Arial"/>
+          <w:color w:val="000000" w:themeColor="text1"/>
+          <w:sz w:val="24"/>
+          <w:szCs w:val="24"/>
+        </w:rPr>
+      </w:pPr>
+      <w:r>
+        <w:rPr>
+          <w:rFonts w:ascii="Arial" w:hAnsi="Arial" w:cs="Arial"/>
+          <w:color w:val="000000" w:themeColor="text1"/>
+          <w:sz w:val="24"/>
+          <w:szCs w:val="24"/>
         </w:rPr>
         <w:t xml:space="preserve">Task 3 </w:t>
       </w:r>
@@ -420,17 +622,20 @@
           <w:ilvl w:val="0"/>
           <w:numId w:val="1"/>
         </w:numPr>
-        <w:rPr>
-          <w:color w:val="000000" w:themeColor="text1"/>
-          <w:sz w:val="72"/>
-          <w:szCs w:val="72"/>
-        </w:rPr>
-      </w:pPr>
-      <w:r>
-        <w:rPr>
-          <w:color w:val="000000" w:themeColor="text1"/>
-          <w:sz w:val="72"/>
-          <w:szCs w:val="72"/>
+        <w:spacing w:line="360" w:lineRule="auto"/>
+        <w:rPr>
+          <w:rFonts w:ascii="Arial" w:hAnsi="Arial" w:cs="Arial"/>
+          <w:color w:val="000000" w:themeColor="text1"/>
+          <w:sz w:val="24"/>
+          <w:szCs w:val="24"/>
+        </w:rPr>
+      </w:pPr>
+      <w:r>
+        <w:rPr>
+          <w:rFonts w:ascii="Arial" w:hAnsi="Arial" w:cs="Arial"/>
+          <w:color w:val="000000" w:themeColor="text1"/>
+          <w:sz w:val="24"/>
+          <w:szCs w:val="24"/>
         </w:rPr>
         <w:t xml:space="preserve">Task 4 </w:t>
       </w:r>
@@ -442,17 +647,20 @@
           <w:ilvl w:val="0"/>
           <w:numId w:val="1"/>
         </w:numPr>
-        <w:rPr>
-          <w:color w:val="000000" w:themeColor="text1"/>
-          <w:sz w:val="72"/>
-          <w:szCs w:val="72"/>
-        </w:rPr>
-      </w:pPr>
-      <w:r>
-        <w:rPr>
-          <w:color w:val="000000" w:themeColor="text1"/>
-          <w:sz w:val="72"/>
-          <w:szCs w:val="72"/>
+        <w:spacing w:line="360" w:lineRule="auto"/>
+        <w:rPr>
+          <w:rFonts w:ascii="Arial" w:hAnsi="Arial" w:cs="Arial"/>
+          <w:color w:val="000000" w:themeColor="text1"/>
+          <w:sz w:val="24"/>
+          <w:szCs w:val="24"/>
+        </w:rPr>
+      </w:pPr>
+      <w:r>
+        <w:rPr>
+          <w:rFonts w:ascii="Arial" w:hAnsi="Arial" w:cs="Arial"/>
+          <w:color w:val="000000" w:themeColor="text1"/>
+          <w:sz w:val="24"/>
+          <w:szCs w:val="24"/>
         </w:rPr>
         <w:t xml:space="preserve">Task 5 </w:t>
       </w:r>
@@ -464,17 +672,20 @@
           <w:ilvl w:val="0"/>
           <w:numId w:val="1"/>
         </w:numPr>
-        <w:rPr>
-          <w:color w:val="000000" w:themeColor="text1"/>
-          <w:sz w:val="72"/>
-          <w:szCs w:val="72"/>
-        </w:rPr>
-      </w:pPr>
-      <w:r>
-        <w:rPr>
-          <w:color w:val="000000" w:themeColor="text1"/>
-          <w:sz w:val="72"/>
-          <w:szCs w:val="72"/>
+        <w:spacing w:line="360" w:lineRule="auto"/>
+        <w:rPr>
+          <w:rFonts w:ascii="Arial" w:hAnsi="Arial" w:cs="Arial"/>
+          <w:color w:val="000000" w:themeColor="text1"/>
+          <w:sz w:val="24"/>
+          <w:szCs w:val="24"/>
+        </w:rPr>
+      </w:pPr>
+      <w:r>
+        <w:rPr>
+          <w:rFonts w:ascii="Arial" w:hAnsi="Arial" w:cs="Arial"/>
+          <w:color w:val="000000" w:themeColor="text1"/>
+          <w:sz w:val="24"/>
+          <w:szCs w:val="24"/>
         </w:rPr>
         <w:t>Conclusion</w:t>
       </w:r>
@@ -486,34 +697,40 @@
           <w:ilvl w:val="0"/>
           <w:numId w:val="1"/>
         </w:numPr>
-        <w:rPr>
-          <w:color w:val="000000" w:themeColor="text1"/>
-          <w:sz w:val="72"/>
-          <w:szCs w:val="72"/>
-        </w:rPr>
-      </w:pPr>
-      <w:r>
-        <w:rPr>
-          <w:color w:val="000000" w:themeColor="text1"/>
-          <w:sz w:val="72"/>
-          <w:szCs w:val="72"/>
+        <w:spacing w:line="360" w:lineRule="auto"/>
+        <w:rPr>
+          <w:rFonts w:ascii="Arial" w:hAnsi="Arial" w:cs="Arial"/>
+          <w:color w:val="000000" w:themeColor="text1"/>
+          <w:sz w:val="24"/>
+          <w:szCs w:val="24"/>
+        </w:rPr>
+      </w:pPr>
+      <w:r>
+        <w:rPr>
+          <w:rFonts w:ascii="Arial" w:hAnsi="Arial" w:cs="Arial"/>
+          <w:color w:val="000000" w:themeColor="text1"/>
+          <w:sz w:val="24"/>
+          <w:szCs w:val="24"/>
         </w:rPr>
         <w:t>References</w:t>
       </w:r>
     </w:p>
     <w:p>
       <w:pPr>
-        <w:rPr>
-          <w:color w:val="000000" w:themeColor="text1"/>
-          <w:sz w:val="72"/>
-          <w:szCs w:val="72"/>
-        </w:rPr>
-      </w:pPr>
-      <w:r>
-        <w:rPr>
-          <w:color w:val="000000" w:themeColor="text1"/>
-          <w:sz w:val="72"/>
-          <w:szCs w:val="72"/>
+        <w:spacing w:line="360" w:lineRule="auto"/>
+        <w:rPr>
+          <w:rFonts w:ascii="Arial" w:hAnsi="Arial" w:cs="Arial"/>
+          <w:color w:val="000000" w:themeColor="text1"/>
+          <w:sz w:val="24"/>
+          <w:szCs w:val="24"/>
+        </w:rPr>
+      </w:pPr>
+      <w:r>
+        <w:rPr>
+          <w:rFonts w:ascii="Arial" w:hAnsi="Arial" w:cs="Arial"/>
+          <w:color w:val="000000" w:themeColor="text1"/>
+          <w:sz w:val="24"/>
+          <w:szCs w:val="24"/>
         </w:rPr>
         <w:br w:type="page"/>
       </w:r>
@@ -521,23 +738,26 @@
     <w:p>
       <w:pPr>
         <w:pStyle w:val="ListParagraph"/>
-        <w:jc w:val="center"/>
-        <w:rPr>
-          <w:b/>
-          <w:bCs/>
-          <w:color w:val="000000" w:themeColor="text1"/>
-          <w:sz w:val="96"/>
-          <w:szCs w:val="96"/>
-          <w:u w:val="single"/>
-        </w:rPr>
-      </w:pPr>
-      <w:r>
-        <w:rPr>
-          <w:b/>
-          <w:bCs/>
-          <w:color w:val="000000" w:themeColor="text1"/>
-          <w:sz w:val="96"/>
-          <w:szCs w:val="96"/>
+        <w:spacing w:line="360" w:lineRule="auto"/>
+        <w:jc w:val="center"/>
+        <w:rPr>
+          <w:rFonts w:ascii="Arial" w:hAnsi="Arial" w:cs="Arial"/>
+          <w:b/>
+          <w:bCs/>
+          <w:color w:val="000000" w:themeColor="text1"/>
+          <w:sz w:val="24"/>
+          <w:szCs w:val="24"/>
+          <w:u w:val="single"/>
+        </w:rPr>
+      </w:pPr>
+      <w:r>
+        <w:rPr>
+          <w:rFonts w:ascii="Arial" w:hAnsi="Arial" w:cs="Arial"/>
+          <w:b/>
+          <w:bCs/>
+          <w:color w:val="000000" w:themeColor="text1"/>
+          <w:sz w:val="24"/>
+          <w:szCs w:val="24"/>
           <w:u w:val="single"/>
         </w:rPr>
         <w:lastRenderedPageBreak/>
@@ -547,31 +767,36 @@
     <w:p>
       <w:pPr>
         <w:pStyle w:val="ListParagraph"/>
-        <w:jc w:val="center"/>
-        <w:rPr>
-          <w:b/>
-          <w:bCs/>
-          <w:color w:val="000000" w:themeColor="text1"/>
-          <w:sz w:val="96"/>
-          <w:szCs w:val="96"/>
-          <w:u w:val="single"/>
-        </w:rPr>
-      </w:pPr>
-    </w:p>
-    <w:p>
-      <w:pPr>
-        <w:pStyle w:val="ListParagraph"/>
-        <w:rPr>
-          <w:color w:val="000000" w:themeColor="text1"/>
-          <w:sz w:val="36"/>
-          <w:szCs w:val="36"/>
-        </w:rPr>
-      </w:pPr>
-      <w:r>
-        <w:rPr>
-          <w:color w:val="000000" w:themeColor="text1"/>
-          <w:sz w:val="36"/>
-          <w:szCs w:val="36"/>
+        <w:spacing w:line="360" w:lineRule="auto"/>
+        <w:jc w:val="center"/>
+        <w:rPr>
+          <w:rFonts w:ascii="Arial" w:hAnsi="Arial" w:cs="Arial"/>
+          <w:b/>
+          <w:bCs/>
+          <w:color w:val="000000" w:themeColor="text1"/>
+          <w:sz w:val="24"/>
+          <w:szCs w:val="24"/>
+          <w:u w:val="single"/>
+        </w:rPr>
+      </w:pPr>
+    </w:p>
+    <w:p>
+      <w:pPr>
+        <w:pStyle w:val="ListParagraph"/>
+        <w:spacing w:line="360" w:lineRule="auto"/>
+        <w:rPr>
+          <w:rFonts w:ascii="Arial" w:hAnsi="Arial" w:cs="Arial"/>
+          <w:color w:val="000000" w:themeColor="text1"/>
+          <w:sz w:val="24"/>
+          <w:szCs w:val="24"/>
+        </w:rPr>
+      </w:pPr>
+      <w:r>
+        <w:rPr>
+          <w:rFonts w:ascii="Arial" w:hAnsi="Arial" w:cs="Arial"/>
+          <w:color w:val="000000" w:themeColor="text1"/>
+          <w:sz w:val="24"/>
+          <w:szCs w:val="24"/>
         </w:rPr>
         <w:t>In the modern digital world, it is imperative for students to possess good digital literacy skills. Digital tools play a vital part in the learning and growth of students. This digital literacy project is inspired by the role of a ‘Student Digital Ambassador.’ The main aim is to assist students in learning and utilizing digital tools effectively.</w:t>
       </w:r>
@@ -579,27 +804,32 @@
     <w:p>
       <w:pPr>
         <w:pStyle w:val="ListParagraph"/>
-        <w:rPr>
-          <w:color w:val="000000" w:themeColor="text1"/>
-          <w:sz w:val="36"/>
-          <w:szCs w:val="36"/>
-        </w:rPr>
-      </w:pPr>
-    </w:p>
-    <w:p>
-      <w:pPr>
-        <w:pStyle w:val="ListParagraph"/>
-        <w:rPr>
-          <w:color w:val="000000" w:themeColor="text1"/>
-          <w:sz w:val="36"/>
-          <w:szCs w:val="36"/>
-        </w:rPr>
-      </w:pPr>
-      <w:r>
-        <w:rPr>
-          <w:color w:val="000000" w:themeColor="text1"/>
-          <w:sz w:val="36"/>
-          <w:szCs w:val="36"/>
+        <w:spacing w:line="360" w:lineRule="auto"/>
+        <w:rPr>
+          <w:rFonts w:ascii="Arial" w:hAnsi="Arial" w:cs="Arial"/>
+          <w:color w:val="000000" w:themeColor="text1"/>
+          <w:sz w:val="24"/>
+          <w:szCs w:val="24"/>
+        </w:rPr>
+      </w:pPr>
+    </w:p>
+    <w:p>
+      <w:pPr>
+        <w:pStyle w:val="ListParagraph"/>
+        <w:spacing w:line="360" w:lineRule="auto"/>
+        <w:rPr>
+          <w:rFonts w:ascii="Arial" w:hAnsi="Arial" w:cs="Arial"/>
+          <w:color w:val="000000" w:themeColor="text1"/>
+          <w:sz w:val="24"/>
+          <w:szCs w:val="24"/>
+        </w:rPr>
+      </w:pPr>
+      <w:r>
+        <w:rPr>
+          <w:rFonts w:ascii="Arial" w:hAnsi="Arial" w:cs="Arial"/>
+          <w:color w:val="000000" w:themeColor="text1"/>
+          <w:sz w:val="24"/>
+          <w:szCs w:val="24"/>
         </w:rPr>
         <w:t>The Digital Literacy Project</w:t>
       </w:r>
@@ -607,27 +837,32 @@
     <w:p>
       <w:pPr>
         <w:pStyle w:val="ListParagraph"/>
-        <w:rPr>
-          <w:color w:val="000000" w:themeColor="text1"/>
-          <w:sz w:val="36"/>
-          <w:szCs w:val="36"/>
-        </w:rPr>
-      </w:pPr>
-    </w:p>
-    <w:p>
-      <w:pPr>
-        <w:pStyle w:val="ListParagraph"/>
-        <w:rPr>
-          <w:color w:val="000000" w:themeColor="text1"/>
-          <w:sz w:val="36"/>
-          <w:szCs w:val="36"/>
-        </w:rPr>
-      </w:pPr>
-      <w:r>
-        <w:rPr>
-          <w:color w:val="000000" w:themeColor="text1"/>
-          <w:sz w:val="36"/>
-          <w:szCs w:val="36"/>
+        <w:spacing w:line="360" w:lineRule="auto"/>
+        <w:rPr>
+          <w:rFonts w:ascii="Arial" w:hAnsi="Arial" w:cs="Arial"/>
+          <w:color w:val="000000" w:themeColor="text1"/>
+          <w:sz w:val="24"/>
+          <w:szCs w:val="24"/>
+        </w:rPr>
+      </w:pPr>
+    </w:p>
+    <w:p>
+      <w:pPr>
+        <w:pStyle w:val="ListParagraph"/>
+        <w:spacing w:line="360" w:lineRule="auto"/>
+        <w:rPr>
+          <w:rFonts w:ascii="Arial" w:hAnsi="Arial" w:cs="Arial"/>
+          <w:color w:val="000000" w:themeColor="text1"/>
+          <w:sz w:val="24"/>
+          <w:szCs w:val="24"/>
+        </w:rPr>
+      </w:pPr>
+      <w:r>
+        <w:rPr>
+          <w:rFonts w:ascii="Arial" w:hAnsi="Arial" w:cs="Arial"/>
+          <w:color w:val="000000" w:themeColor="text1"/>
+          <w:sz w:val="24"/>
+          <w:szCs w:val="24"/>
         </w:rPr>
         <w:t>This digital literacy project is designed to develop key digital literacy skills, including the creation of a professional digital presence, the use of digital tools, the use of effective communication through emails, and staying secure from cyber-attacks. This digital literacy project offers students an opportunity to gain real-life learning through various tasks.</w:t>
       </w:r>
@@ -635,30 +870,35 @@
     <w:p>
       <w:pPr>
         <w:pStyle w:val="ListParagraph"/>
-        <w:rPr>
-          <w:b/>
-          <w:bCs/>
-          <w:color w:val="000000" w:themeColor="text1"/>
-          <w:sz w:val="36"/>
-          <w:szCs w:val="36"/>
-          <w:u w:val="single"/>
-        </w:rPr>
-      </w:pPr>
-    </w:p>
-    <w:p>
-      <w:pPr>
-        <w:pStyle w:val="ListParagraph"/>
-        <w:rPr>
-          <w:color w:val="000000" w:themeColor="text1"/>
-          <w:sz w:val="36"/>
-          <w:szCs w:val="36"/>
-        </w:rPr>
-      </w:pPr>
-      <w:r>
-        <w:rPr>
-          <w:color w:val="000000" w:themeColor="text1"/>
-          <w:sz w:val="36"/>
-          <w:szCs w:val="36"/>
+        <w:spacing w:line="360" w:lineRule="auto"/>
+        <w:rPr>
+          <w:rFonts w:ascii="Arial" w:hAnsi="Arial" w:cs="Arial"/>
+          <w:b/>
+          <w:bCs/>
+          <w:color w:val="000000" w:themeColor="text1"/>
+          <w:sz w:val="24"/>
+          <w:szCs w:val="24"/>
+          <w:u w:val="single"/>
+        </w:rPr>
+      </w:pPr>
+    </w:p>
+    <w:p>
+      <w:pPr>
+        <w:pStyle w:val="ListParagraph"/>
+        <w:spacing w:line="360" w:lineRule="auto"/>
+        <w:rPr>
+          <w:rFonts w:ascii="Arial" w:hAnsi="Arial" w:cs="Arial"/>
+          <w:color w:val="000000" w:themeColor="text1"/>
+          <w:sz w:val="24"/>
+          <w:szCs w:val="24"/>
+        </w:rPr>
+      </w:pPr>
+      <w:r>
+        <w:rPr>
+          <w:rFonts w:ascii="Arial" w:hAnsi="Arial" w:cs="Arial"/>
+          <w:color w:val="000000" w:themeColor="text1"/>
+          <w:sz w:val="24"/>
+          <w:szCs w:val="24"/>
         </w:rPr>
         <w:t>In essence, the main aim of this digital literacy project is to create greater awareness among students on the use of digital tools effectively, which is vital for success in both academic and professional environments.</w:t>
       </w:r>
@@ -666,34 +906,39 @@
     <w:p>
       <w:pPr>
         <w:pStyle w:val="ListParagraph"/>
-        <w:rPr>
-          <w:b/>
-          <w:bCs/>
-          <w:color w:val="000000" w:themeColor="text1"/>
-          <w:sz w:val="36"/>
-          <w:szCs w:val="36"/>
-          <w:u w:val="single"/>
-        </w:rPr>
-      </w:pPr>
-    </w:p>
-    <w:p>
-      <w:pPr>
-        <w:rPr>
-          <w:b/>
-          <w:bCs/>
-          <w:color w:val="000000" w:themeColor="text1"/>
-          <w:sz w:val="36"/>
-          <w:szCs w:val="36"/>
-          <w:u w:val="single"/>
-        </w:rPr>
-      </w:pPr>
-      <w:r>
-        <w:rPr>
-          <w:b/>
-          <w:bCs/>
-          <w:color w:val="000000" w:themeColor="text1"/>
-          <w:sz w:val="36"/>
-          <w:szCs w:val="36"/>
+        <w:spacing w:line="360" w:lineRule="auto"/>
+        <w:rPr>
+          <w:rFonts w:ascii="Arial" w:hAnsi="Arial" w:cs="Arial"/>
+          <w:b/>
+          <w:bCs/>
+          <w:color w:val="000000" w:themeColor="text1"/>
+          <w:sz w:val="24"/>
+          <w:szCs w:val="24"/>
+          <w:u w:val="single"/>
+        </w:rPr>
+      </w:pPr>
+    </w:p>
+    <w:p>
+      <w:pPr>
+        <w:spacing w:line="360" w:lineRule="auto"/>
+        <w:rPr>
+          <w:rFonts w:ascii="Arial" w:hAnsi="Arial" w:cs="Arial"/>
+          <w:b/>
+          <w:bCs/>
+          <w:color w:val="000000" w:themeColor="text1"/>
+          <w:sz w:val="24"/>
+          <w:szCs w:val="24"/>
+          <w:u w:val="single"/>
+        </w:rPr>
+      </w:pPr>
+      <w:r>
+        <w:rPr>
+          <w:rFonts w:ascii="Arial" w:hAnsi="Arial" w:cs="Arial"/>
+          <w:b/>
+          <w:bCs/>
+          <w:color w:val="000000" w:themeColor="text1"/>
+          <w:sz w:val="24"/>
+          <w:szCs w:val="24"/>
           <w:u w:val="single"/>
         </w:rPr>
         <w:br w:type="page"/>
@@ -702,23 +947,26 @@
     <w:p>
       <w:pPr>
         <w:pStyle w:val="ListParagraph"/>
-        <w:jc w:val="center"/>
-        <w:rPr>
-          <w:b/>
-          <w:bCs/>
-          <w:color w:val="000000" w:themeColor="text1"/>
-          <w:sz w:val="72"/>
-          <w:szCs w:val="72"/>
-          <w:u w:val="single"/>
-        </w:rPr>
-      </w:pPr>
-      <w:r>
-        <w:rPr>
-          <w:b/>
-          <w:bCs/>
-          <w:color w:val="000000" w:themeColor="text1"/>
-          <w:sz w:val="72"/>
-          <w:szCs w:val="72"/>
+        <w:spacing w:line="360" w:lineRule="auto"/>
+        <w:jc w:val="center"/>
+        <w:rPr>
+          <w:rFonts w:ascii="Arial" w:hAnsi="Arial" w:cs="Arial"/>
+          <w:b/>
+          <w:bCs/>
+          <w:color w:val="000000" w:themeColor="text1"/>
+          <w:sz w:val="24"/>
+          <w:szCs w:val="24"/>
+          <w:u w:val="single"/>
+        </w:rPr>
+      </w:pPr>
+      <w:r>
+        <w:rPr>
+          <w:rFonts w:ascii="Arial" w:hAnsi="Arial" w:cs="Arial"/>
+          <w:b/>
+          <w:bCs/>
+          <w:color w:val="000000" w:themeColor="text1"/>
+          <w:sz w:val="24"/>
+          <w:szCs w:val="24"/>
           <w:u w:val="single"/>
         </w:rPr>
         <w:lastRenderedPageBreak/>
@@ -728,161 +976,189 @@
     <w:p>
       <w:pPr>
         <w:pStyle w:val="ListParagraph"/>
-        <w:jc w:val="center"/>
-        <w:rPr>
-          <w:b/>
-          <w:bCs/>
-          <w:color w:val="000000" w:themeColor="text1"/>
-          <w:sz w:val="52"/>
-          <w:szCs w:val="52"/>
-          <w:u w:val="single"/>
-        </w:rPr>
-      </w:pPr>
-    </w:p>
-    <w:p>
-      <w:pPr>
-        <w:rPr>
-          <w:color w:val="000000" w:themeColor="text1"/>
-          <w:sz w:val="36"/>
-          <w:szCs w:val="36"/>
-        </w:rPr>
-      </w:pPr>
-      <w:r>
-        <w:rPr>
-          <w:color w:val="000000" w:themeColor="text1"/>
-          <w:sz w:val="36"/>
-          <w:szCs w:val="36"/>
+        <w:spacing w:line="360" w:lineRule="auto"/>
+        <w:jc w:val="center"/>
+        <w:rPr>
+          <w:rFonts w:ascii="Arial" w:hAnsi="Arial" w:cs="Arial"/>
+          <w:b/>
+          <w:bCs/>
+          <w:color w:val="000000" w:themeColor="text1"/>
+          <w:sz w:val="24"/>
+          <w:szCs w:val="24"/>
+          <w:u w:val="single"/>
+        </w:rPr>
+      </w:pPr>
+    </w:p>
+    <w:p>
+      <w:pPr>
+        <w:spacing w:line="360" w:lineRule="auto"/>
+        <w:rPr>
+          <w:rFonts w:ascii="Arial" w:hAnsi="Arial" w:cs="Arial"/>
+          <w:color w:val="000000" w:themeColor="text1"/>
+          <w:sz w:val="24"/>
+          <w:szCs w:val="24"/>
+        </w:rPr>
+      </w:pPr>
+      <w:r>
+        <w:rPr>
+          <w:rFonts w:ascii="Arial" w:hAnsi="Arial" w:cs="Arial"/>
+          <w:color w:val="000000" w:themeColor="text1"/>
+          <w:sz w:val="24"/>
+          <w:szCs w:val="24"/>
         </w:rPr>
         <w:t>I have designed a digital literacy awareness infographic using Microsoft PowerPoint. The main aim of this infographic is to make the students understand the importance of digital literacy in today’s academic and professional environment. The infographic includes major topics such as the meaning of digital literacy, digital tools, safe usage of the internet, professional presence on the internet, and email etiquette.</w:t>
       </w:r>
     </w:p>
     <w:p>
       <w:pPr>
-        <w:rPr>
-          <w:color w:val="000000" w:themeColor="text1"/>
-          <w:sz w:val="36"/>
-          <w:szCs w:val="36"/>
-        </w:rPr>
-      </w:pPr>
-    </w:p>
-    <w:p>
-      <w:pPr>
-        <w:rPr>
-          <w:color w:val="000000" w:themeColor="text1"/>
-          <w:sz w:val="36"/>
-          <w:szCs w:val="36"/>
-        </w:rPr>
-      </w:pPr>
-      <w:r>
-        <w:rPr>
-          <w:color w:val="000000" w:themeColor="text1"/>
-          <w:sz w:val="36"/>
-          <w:szCs w:val="36"/>
+        <w:spacing w:line="360" w:lineRule="auto"/>
+        <w:rPr>
+          <w:rFonts w:ascii="Arial" w:hAnsi="Arial" w:cs="Arial"/>
+          <w:color w:val="000000" w:themeColor="text1"/>
+          <w:sz w:val="24"/>
+          <w:szCs w:val="24"/>
+        </w:rPr>
+      </w:pPr>
+    </w:p>
+    <w:p>
+      <w:pPr>
+        <w:spacing w:line="360" w:lineRule="auto"/>
+        <w:rPr>
+          <w:rFonts w:ascii="Arial" w:hAnsi="Arial" w:cs="Arial"/>
+          <w:color w:val="000000" w:themeColor="text1"/>
+          <w:sz w:val="24"/>
+          <w:szCs w:val="24"/>
+        </w:rPr>
+      </w:pPr>
+      <w:r>
+        <w:rPr>
+          <w:rFonts w:ascii="Arial" w:hAnsi="Arial" w:cs="Arial"/>
+          <w:color w:val="000000" w:themeColor="text1"/>
+          <w:sz w:val="24"/>
+          <w:szCs w:val="24"/>
         </w:rPr>
         <w:t>While designing this infographic, I tried to make it look attractive and easy to understand by using shapes, icons, and proper colour schemes. The information was kept short and structured in a systematic way.</w:t>
       </w:r>
     </w:p>
     <w:p>
       <w:pPr>
-        <w:rPr>
-          <w:color w:val="000000" w:themeColor="text1"/>
-          <w:sz w:val="36"/>
-          <w:szCs w:val="36"/>
-        </w:rPr>
-      </w:pPr>
-    </w:p>
-    <w:p>
-      <w:pPr>
-        <w:rPr>
-          <w:color w:val="000000" w:themeColor="text1"/>
-          <w:sz w:val="36"/>
-          <w:szCs w:val="36"/>
-        </w:rPr>
-      </w:pPr>
-      <w:r>
-        <w:rPr>
-          <w:color w:val="000000" w:themeColor="text1"/>
-          <w:sz w:val="36"/>
-          <w:szCs w:val="36"/>
+        <w:spacing w:line="360" w:lineRule="auto"/>
+        <w:rPr>
+          <w:rFonts w:ascii="Arial" w:hAnsi="Arial" w:cs="Arial"/>
+          <w:color w:val="000000" w:themeColor="text1"/>
+          <w:sz w:val="24"/>
+          <w:szCs w:val="24"/>
+        </w:rPr>
+      </w:pPr>
+    </w:p>
+    <w:p>
+      <w:pPr>
+        <w:spacing w:line="360" w:lineRule="auto"/>
+        <w:rPr>
+          <w:rFonts w:ascii="Arial" w:hAnsi="Arial" w:cs="Arial"/>
+          <w:color w:val="000000" w:themeColor="text1"/>
+          <w:sz w:val="24"/>
+          <w:szCs w:val="24"/>
+        </w:rPr>
+      </w:pPr>
+      <w:r>
+        <w:rPr>
+          <w:rFonts w:ascii="Arial" w:hAnsi="Arial" w:cs="Arial"/>
+          <w:color w:val="000000" w:themeColor="text1"/>
+          <w:sz w:val="24"/>
+          <w:szCs w:val="24"/>
         </w:rPr>
         <w:t>While working on this task, one thing that was interesting was the usage of visual media to simplify complex information and make it look attractive. However, it was a little challenging to include all the information on a single slide without making it look messy.</w:t>
       </w:r>
     </w:p>
     <w:p>
       <w:pPr>
-        <w:rPr>
-          <w:color w:val="000000" w:themeColor="text1"/>
-          <w:sz w:val="36"/>
-          <w:szCs w:val="36"/>
-        </w:rPr>
-      </w:pPr>
-    </w:p>
-    <w:p>
-      <w:pPr>
-        <w:rPr>
-          <w:color w:val="000000" w:themeColor="text1"/>
-          <w:sz w:val="36"/>
-          <w:szCs w:val="36"/>
-        </w:rPr>
-      </w:pPr>
-      <w:r>
-        <w:rPr>
-          <w:color w:val="000000" w:themeColor="text1"/>
-          <w:sz w:val="36"/>
-          <w:szCs w:val="36"/>
+        <w:spacing w:line="360" w:lineRule="auto"/>
+        <w:rPr>
+          <w:rFonts w:ascii="Arial" w:hAnsi="Arial" w:cs="Arial"/>
+          <w:color w:val="000000" w:themeColor="text1"/>
+          <w:sz w:val="24"/>
+          <w:szCs w:val="24"/>
+        </w:rPr>
+      </w:pPr>
+    </w:p>
+    <w:p>
+      <w:pPr>
+        <w:spacing w:line="360" w:lineRule="auto"/>
+        <w:rPr>
+          <w:rFonts w:ascii="Arial" w:hAnsi="Arial" w:cs="Arial"/>
+          <w:color w:val="000000" w:themeColor="text1"/>
+          <w:sz w:val="24"/>
+          <w:szCs w:val="24"/>
+        </w:rPr>
+      </w:pPr>
+      <w:r>
+        <w:rPr>
+          <w:rFonts w:ascii="Arial" w:hAnsi="Arial" w:cs="Arial"/>
+          <w:color w:val="000000" w:themeColor="text1"/>
+          <w:sz w:val="24"/>
+          <w:szCs w:val="24"/>
         </w:rPr>
         <w:t>This task helped me enhance my creativity and understand how information can be presented using digital tools.</w:t>
       </w:r>
     </w:p>
     <w:p>
       <w:pPr>
-        <w:rPr>
-          <w:color w:val="000000" w:themeColor="text1"/>
-          <w:sz w:val="32"/>
-          <w:szCs w:val="32"/>
-        </w:rPr>
-      </w:pPr>
-    </w:p>
-    <w:p>
-      <w:pPr>
-        <w:pStyle w:val="ListParagraph"/>
-        <w:rPr>
-          <w:color w:val="000000" w:themeColor="text1"/>
-          <w:sz w:val="32"/>
-          <w:szCs w:val="32"/>
-        </w:rPr>
-      </w:pPr>
-    </w:p>
-    <w:p>
-      <w:pPr>
-        <w:jc w:val="center"/>
-        <w:rPr>
-          <w:b/>
-          <w:bCs/>
-          <w:color w:val="000000" w:themeColor="text1"/>
-          <w:sz w:val="72"/>
-          <w:szCs w:val="72"/>
-          <w:u w:val="single"/>
-        </w:rPr>
-      </w:pPr>
-      <w:r>
-        <w:rPr>
-          <w:b/>
-          <w:bCs/>
-          <w:color w:val="000000" w:themeColor="text1"/>
-          <w:sz w:val="36"/>
-          <w:szCs w:val="36"/>
+        <w:spacing w:line="360" w:lineRule="auto"/>
+        <w:rPr>
+          <w:rFonts w:ascii="Arial" w:hAnsi="Arial" w:cs="Arial"/>
+          <w:color w:val="000000" w:themeColor="text1"/>
+          <w:sz w:val="24"/>
+          <w:szCs w:val="24"/>
+        </w:rPr>
+      </w:pPr>
+    </w:p>
+    <w:p>
+      <w:pPr>
+        <w:pStyle w:val="ListParagraph"/>
+        <w:spacing w:line="360" w:lineRule="auto"/>
+        <w:rPr>
+          <w:rFonts w:ascii="Arial" w:hAnsi="Arial" w:cs="Arial"/>
+          <w:color w:val="000000" w:themeColor="text1"/>
+          <w:sz w:val="24"/>
+          <w:szCs w:val="24"/>
+        </w:rPr>
+      </w:pPr>
+    </w:p>
+    <w:p>
+      <w:pPr>
+        <w:spacing w:line="360" w:lineRule="auto"/>
+        <w:jc w:val="center"/>
+        <w:rPr>
+          <w:rFonts w:ascii="Arial" w:hAnsi="Arial" w:cs="Arial"/>
+          <w:b/>
+          <w:bCs/>
+          <w:color w:val="000000" w:themeColor="text1"/>
+          <w:sz w:val="24"/>
+          <w:szCs w:val="24"/>
+          <w:u w:val="single"/>
+        </w:rPr>
+      </w:pPr>
+      <w:r>
+        <w:rPr>
+          <w:rFonts w:ascii="Arial" w:hAnsi="Arial" w:cs="Arial"/>
+          <w:b/>
+          <w:bCs/>
+          <w:color w:val="000000" w:themeColor="text1"/>
+          <w:sz w:val="24"/>
+          <w:szCs w:val="24"/>
           <w:u w:val="single"/>
         </w:rPr>
         <w:br w:type="page"/>
       </w:r>
       <w:r>
         <w:rPr>
-          <w:b/>
-          <w:bCs/>
-          <w:color w:val="000000" w:themeColor="text1"/>
-          <w:sz w:val="72"/>
-          <w:szCs w:val="72"/>
+          <w:rFonts w:ascii="Arial" w:hAnsi="Arial" w:cs="Arial"/>
+          <w:b/>
+          <w:bCs/>
+          <w:color w:val="000000" w:themeColor="text1"/>
+          <w:sz w:val="24"/>
+          <w:szCs w:val="24"/>
           <w:u w:val="single"/>
         </w:rPr>
         <w:lastRenderedPageBreak/>
@@ -891,89 +1167,104 @@
     </w:p>
     <w:p>
       <w:pPr>
-        <w:jc w:val="center"/>
-        <w:rPr>
-          <w:b/>
-          <w:bCs/>
-          <w:color w:val="000000" w:themeColor="text1"/>
-          <w:sz w:val="36"/>
-          <w:szCs w:val="36"/>
-          <w:u w:val="single"/>
-        </w:rPr>
-      </w:pPr>
-    </w:p>
-    <w:p>
-      <w:pPr>
-        <w:rPr>
-          <w:color w:val="000000" w:themeColor="text1"/>
-          <w:sz w:val="36"/>
-          <w:szCs w:val="36"/>
-        </w:rPr>
-      </w:pPr>
-      <w:r>
-        <w:rPr>
-          <w:color w:val="000000" w:themeColor="text1"/>
-          <w:sz w:val="36"/>
-          <w:szCs w:val="36"/>
+        <w:spacing w:line="360" w:lineRule="auto"/>
+        <w:jc w:val="center"/>
+        <w:rPr>
+          <w:rFonts w:ascii="Arial" w:hAnsi="Arial" w:cs="Arial"/>
+          <w:b/>
+          <w:bCs/>
+          <w:color w:val="000000" w:themeColor="text1"/>
+          <w:sz w:val="24"/>
+          <w:szCs w:val="24"/>
+          <w:u w:val="single"/>
+        </w:rPr>
+      </w:pPr>
+    </w:p>
+    <w:p>
+      <w:pPr>
+        <w:spacing w:line="360" w:lineRule="auto"/>
+        <w:rPr>
+          <w:rFonts w:ascii="Arial" w:hAnsi="Arial" w:cs="Arial"/>
+          <w:color w:val="000000" w:themeColor="text1"/>
+          <w:sz w:val="24"/>
+          <w:szCs w:val="24"/>
+        </w:rPr>
+      </w:pPr>
+      <w:r>
+        <w:rPr>
+          <w:rFonts w:ascii="Arial" w:hAnsi="Arial" w:cs="Arial"/>
+          <w:color w:val="000000" w:themeColor="text1"/>
+          <w:sz w:val="24"/>
+          <w:szCs w:val="24"/>
         </w:rPr>
         <w:t>In this task, I have developed and updated my profiles on platforms such as GitHub, LinkedIn, and Kaggle to establish my digital presence as a professional. These platforms include GitHub, where I have created a README file to introduce myself and highlight my skills; LinkedIn, where I have completed my profile by adding my educational information and writing a summary about my interests and aspirations; and Kaggle, where I have created my profile to explore data science resources.</w:t>
       </w:r>
     </w:p>
     <w:p>
       <w:pPr>
-        <w:rPr>
-          <w:color w:val="000000" w:themeColor="text1"/>
-          <w:sz w:val="36"/>
-          <w:szCs w:val="36"/>
-        </w:rPr>
-      </w:pPr>
-    </w:p>
-    <w:p>
-      <w:pPr>
-        <w:rPr>
-          <w:color w:val="000000" w:themeColor="text1"/>
-          <w:sz w:val="36"/>
-          <w:szCs w:val="36"/>
-        </w:rPr>
-      </w:pPr>
-      <w:r>
-        <w:rPr>
-          <w:color w:val="000000" w:themeColor="text1"/>
-          <w:sz w:val="36"/>
-          <w:szCs w:val="36"/>
+        <w:spacing w:line="360" w:lineRule="auto"/>
+        <w:rPr>
+          <w:rFonts w:ascii="Arial" w:hAnsi="Arial" w:cs="Arial"/>
+          <w:color w:val="000000" w:themeColor="text1"/>
+          <w:sz w:val="24"/>
+          <w:szCs w:val="24"/>
+        </w:rPr>
+      </w:pPr>
+    </w:p>
+    <w:p>
+      <w:pPr>
+        <w:spacing w:line="360" w:lineRule="auto"/>
+        <w:rPr>
+          <w:rFonts w:ascii="Arial" w:hAnsi="Arial" w:cs="Arial"/>
+          <w:color w:val="000000" w:themeColor="text1"/>
+          <w:sz w:val="24"/>
+          <w:szCs w:val="24"/>
+        </w:rPr>
+      </w:pPr>
+      <w:r>
+        <w:rPr>
+          <w:rFonts w:ascii="Arial" w:hAnsi="Arial" w:cs="Arial"/>
+          <w:color w:val="000000" w:themeColor="text1"/>
+          <w:sz w:val="24"/>
+          <w:szCs w:val="24"/>
         </w:rPr>
         <w:t>These platforms will be instrumental in helping me throughout the next four years by providing me with the opportunity to showcase my work, connect with professionals, and enhance my skills. These platforms will also be essential in helping me secure internships and job opportunities in the future.</w:t>
       </w:r>
     </w:p>
     <w:p>
       <w:pPr>
-        <w:rPr>
-          <w:color w:val="000000" w:themeColor="text1"/>
-          <w:sz w:val="36"/>
-          <w:szCs w:val="36"/>
-        </w:rPr>
-      </w:pPr>
-    </w:p>
-    <w:p>
-      <w:pPr>
-        <w:pStyle w:val="ListParagraph"/>
-        <w:rPr>
-          <w:b/>
-          <w:bCs/>
-          <w:color w:val="000000" w:themeColor="text1"/>
-          <w:sz w:val="72"/>
-          <w:szCs w:val="72"/>
-          <w:u w:val="single"/>
-        </w:rPr>
-      </w:pPr>
-      <w:r>
-        <w:rPr>
+        <w:spacing w:line="360" w:lineRule="auto"/>
+        <w:rPr>
+          <w:rFonts w:ascii="Arial" w:hAnsi="Arial" w:cs="Arial"/>
+          <w:color w:val="000000" w:themeColor="text1"/>
+          <w:sz w:val="24"/>
+          <w:szCs w:val="24"/>
+        </w:rPr>
+      </w:pPr>
+    </w:p>
+    <w:p>
+      <w:pPr>
+        <w:pStyle w:val="ListParagraph"/>
+        <w:spacing w:line="360" w:lineRule="auto"/>
+        <w:rPr>
+          <w:rFonts w:ascii="Arial" w:hAnsi="Arial" w:cs="Arial"/>
+          <w:b/>
+          <w:bCs/>
+          <w:color w:val="000000" w:themeColor="text1"/>
+          <w:sz w:val="24"/>
+          <w:szCs w:val="24"/>
+          <w:u w:val="single"/>
+        </w:rPr>
+      </w:pPr>
+      <w:r>
+        <w:rPr>
+          <w:rFonts w:ascii="Arial" w:hAnsi="Arial" w:cs="Arial"/>
           <w:b/>
           <w:bCs/>
           <w:vanish/>
           <w:color w:val="000000" w:themeColor="text1"/>
-          <w:sz w:val="72"/>
-          <w:szCs w:val="72"/>
+          <w:sz w:val="24"/>
+          <w:szCs w:val="24"/>
           <w:u w:val="single"/>
         </w:rPr>
         <w:t>Top of Form</w:t>
@@ -982,49 +1273,280 @@
     <w:p>
       <w:pPr>
         <w:pStyle w:val="ListParagraph"/>
-        <w:rPr>
-          <w:b/>
-          <w:bCs/>
-          <w:color w:val="000000" w:themeColor="text1"/>
-          <w:sz w:val="72"/>
-          <w:szCs w:val="72"/>
-          <w:u w:val="single"/>
-        </w:rPr>
-      </w:pPr>
-    </w:p>
-    <w:p>
-      <w:pPr>
-        <w:pStyle w:val="ListParagraph"/>
-        <w:rPr>
-          <w:b/>
-          <w:bCs/>
-          <w:color w:val="000000" w:themeColor="text1"/>
-          <w:sz w:val="72"/>
-          <w:szCs w:val="72"/>
-          <w:u w:val="single"/>
-        </w:rPr>
-      </w:pPr>
-    </w:p>
-    <w:p>
-      <w:pPr>
-        <w:pStyle w:val="ListParagraph"/>
-        <w:jc w:val="center"/>
-        <w:rPr>
-          <w:b/>
-          <w:bCs/>
-          <w:color w:val="000000" w:themeColor="text1"/>
-          <w:sz w:val="72"/>
-          <w:szCs w:val="72"/>
-          <w:u w:val="single"/>
-        </w:rPr>
-      </w:pPr>
-      <w:r>
-        <w:rPr>
-          <w:b/>
-          <w:bCs/>
-          <w:color w:val="000000" w:themeColor="text1"/>
-          <w:sz w:val="72"/>
-          <w:szCs w:val="72"/>
+        <w:spacing w:line="360" w:lineRule="auto"/>
+        <w:rPr>
+          <w:rFonts w:ascii="Arial" w:hAnsi="Arial" w:cs="Arial"/>
+          <w:b/>
+          <w:bCs/>
+          <w:color w:val="000000" w:themeColor="text1"/>
+          <w:sz w:val="24"/>
+          <w:szCs w:val="24"/>
+          <w:u w:val="single"/>
+        </w:rPr>
+      </w:pPr>
+    </w:p>
+    <w:p>
+      <w:pPr>
+        <w:pStyle w:val="ListParagraph"/>
+        <w:spacing w:line="360" w:lineRule="auto"/>
+        <w:rPr>
+          <w:rFonts w:ascii="Arial" w:hAnsi="Arial" w:cs="Arial"/>
+          <w:b/>
+          <w:bCs/>
+          <w:color w:val="000000" w:themeColor="text1"/>
+          <w:sz w:val="24"/>
+          <w:szCs w:val="24"/>
+          <w:u w:val="single"/>
+        </w:rPr>
+      </w:pPr>
+    </w:p>
+    <w:p>
+      <w:pPr>
+        <w:pStyle w:val="ListParagraph"/>
+        <w:spacing w:line="360" w:lineRule="auto"/>
+        <w:jc w:val="center"/>
+        <w:rPr>
+          <w:rFonts w:ascii="Arial" w:hAnsi="Arial" w:cs="Arial"/>
+          <w:b/>
+          <w:bCs/>
+          <w:color w:val="000000" w:themeColor="text1"/>
+          <w:sz w:val="24"/>
+          <w:szCs w:val="24"/>
+          <w:u w:val="single"/>
+        </w:rPr>
+      </w:pPr>
+    </w:p>
+    <w:p>
+      <w:pPr>
+        <w:pStyle w:val="ListParagraph"/>
+        <w:spacing w:line="360" w:lineRule="auto"/>
+        <w:jc w:val="center"/>
+        <w:rPr>
+          <w:rFonts w:ascii="Arial" w:hAnsi="Arial" w:cs="Arial"/>
+          <w:b/>
+          <w:bCs/>
+          <w:color w:val="000000" w:themeColor="text1"/>
+          <w:sz w:val="24"/>
+          <w:szCs w:val="24"/>
+          <w:u w:val="single"/>
+        </w:rPr>
+      </w:pPr>
+    </w:p>
+    <w:p>
+      <w:pPr>
+        <w:pStyle w:val="ListParagraph"/>
+        <w:spacing w:line="360" w:lineRule="auto"/>
+        <w:jc w:val="center"/>
+        <w:rPr>
+          <w:rFonts w:ascii="Arial" w:hAnsi="Arial" w:cs="Arial"/>
+          <w:b/>
+          <w:bCs/>
+          <w:color w:val="000000" w:themeColor="text1"/>
+          <w:sz w:val="24"/>
+          <w:szCs w:val="24"/>
+          <w:u w:val="single"/>
+        </w:rPr>
+      </w:pPr>
+    </w:p>
+    <w:p>
+      <w:pPr>
+        <w:pStyle w:val="ListParagraph"/>
+        <w:spacing w:line="360" w:lineRule="auto"/>
+        <w:jc w:val="center"/>
+        <w:rPr>
+          <w:rFonts w:ascii="Arial" w:hAnsi="Arial" w:cs="Arial"/>
+          <w:b/>
+          <w:bCs/>
+          <w:color w:val="000000" w:themeColor="text1"/>
+          <w:sz w:val="24"/>
+          <w:szCs w:val="24"/>
+          <w:u w:val="single"/>
+        </w:rPr>
+      </w:pPr>
+    </w:p>
+    <w:p>
+      <w:pPr>
+        <w:pStyle w:val="ListParagraph"/>
+        <w:spacing w:line="360" w:lineRule="auto"/>
+        <w:jc w:val="center"/>
+        <w:rPr>
+          <w:rFonts w:ascii="Arial" w:hAnsi="Arial" w:cs="Arial"/>
+          <w:b/>
+          <w:bCs/>
+          <w:color w:val="000000" w:themeColor="text1"/>
+          <w:sz w:val="24"/>
+          <w:szCs w:val="24"/>
+          <w:u w:val="single"/>
+        </w:rPr>
+      </w:pPr>
+    </w:p>
+    <w:p>
+      <w:pPr>
+        <w:pStyle w:val="ListParagraph"/>
+        <w:spacing w:line="360" w:lineRule="auto"/>
+        <w:jc w:val="center"/>
+        <w:rPr>
+          <w:rFonts w:ascii="Arial" w:hAnsi="Arial" w:cs="Arial"/>
+          <w:b/>
+          <w:bCs/>
+          <w:color w:val="000000" w:themeColor="text1"/>
+          <w:sz w:val="24"/>
+          <w:szCs w:val="24"/>
+          <w:u w:val="single"/>
+        </w:rPr>
+      </w:pPr>
+    </w:p>
+    <w:p>
+      <w:pPr>
+        <w:pStyle w:val="ListParagraph"/>
+        <w:spacing w:line="360" w:lineRule="auto"/>
+        <w:jc w:val="center"/>
+        <w:rPr>
+          <w:rFonts w:ascii="Arial" w:hAnsi="Arial" w:cs="Arial"/>
+          <w:b/>
+          <w:bCs/>
+          <w:color w:val="000000" w:themeColor="text1"/>
+          <w:sz w:val="24"/>
+          <w:szCs w:val="24"/>
+          <w:u w:val="single"/>
+        </w:rPr>
+      </w:pPr>
+    </w:p>
+    <w:p>
+      <w:pPr>
+        <w:pStyle w:val="ListParagraph"/>
+        <w:spacing w:line="360" w:lineRule="auto"/>
+        <w:jc w:val="center"/>
+        <w:rPr>
+          <w:rFonts w:ascii="Arial" w:hAnsi="Arial" w:cs="Arial"/>
+          <w:b/>
+          <w:bCs/>
+          <w:color w:val="000000" w:themeColor="text1"/>
+          <w:sz w:val="24"/>
+          <w:szCs w:val="24"/>
+          <w:u w:val="single"/>
+        </w:rPr>
+      </w:pPr>
+    </w:p>
+    <w:p>
+      <w:pPr>
+        <w:pStyle w:val="ListParagraph"/>
+        <w:spacing w:line="360" w:lineRule="auto"/>
+        <w:jc w:val="center"/>
+        <w:rPr>
+          <w:rFonts w:ascii="Arial" w:hAnsi="Arial" w:cs="Arial"/>
+          <w:b/>
+          <w:bCs/>
+          <w:color w:val="000000" w:themeColor="text1"/>
+          <w:sz w:val="24"/>
+          <w:szCs w:val="24"/>
+          <w:u w:val="single"/>
+        </w:rPr>
+      </w:pPr>
+    </w:p>
+    <w:p>
+      <w:pPr>
+        <w:pStyle w:val="ListParagraph"/>
+        <w:spacing w:line="360" w:lineRule="auto"/>
+        <w:jc w:val="center"/>
+        <w:rPr>
+          <w:rFonts w:ascii="Arial" w:hAnsi="Arial" w:cs="Arial"/>
+          <w:b/>
+          <w:bCs/>
+          <w:color w:val="000000" w:themeColor="text1"/>
+          <w:sz w:val="24"/>
+          <w:szCs w:val="24"/>
+          <w:u w:val="single"/>
+        </w:rPr>
+      </w:pPr>
+    </w:p>
+    <w:p>
+      <w:pPr>
+        <w:pStyle w:val="ListParagraph"/>
+        <w:spacing w:line="360" w:lineRule="auto"/>
+        <w:jc w:val="center"/>
+        <w:rPr>
+          <w:rFonts w:ascii="Arial" w:hAnsi="Arial" w:cs="Arial"/>
+          <w:b/>
+          <w:bCs/>
+          <w:color w:val="000000" w:themeColor="text1"/>
+          <w:sz w:val="24"/>
+          <w:szCs w:val="24"/>
+          <w:u w:val="single"/>
+        </w:rPr>
+      </w:pPr>
+    </w:p>
+    <w:p>
+      <w:pPr>
+        <w:pStyle w:val="ListParagraph"/>
+        <w:spacing w:line="360" w:lineRule="auto"/>
+        <w:jc w:val="center"/>
+        <w:rPr>
+          <w:rFonts w:ascii="Arial" w:hAnsi="Arial" w:cs="Arial"/>
+          <w:b/>
+          <w:bCs/>
+          <w:color w:val="000000" w:themeColor="text1"/>
+          <w:sz w:val="24"/>
+          <w:szCs w:val="24"/>
+          <w:u w:val="single"/>
+        </w:rPr>
+      </w:pPr>
+    </w:p>
+    <w:p>
+      <w:pPr>
+        <w:pStyle w:val="ListParagraph"/>
+        <w:spacing w:line="360" w:lineRule="auto"/>
+        <w:jc w:val="center"/>
+        <w:rPr>
+          <w:rFonts w:ascii="Arial" w:hAnsi="Arial" w:cs="Arial"/>
+          <w:b/>
+          <w:bCs/>
+          <w:color w:val="000000" w:themeColor="text1"/>
+          <w:sz w:val="24"/>
+          <w:szCs w:val="24"/>
+          <w:u w:val="single"/>
+        </w:rPr>
+      </w:pPr>
+    </w:p>
+    <w:p>
+      <w:pPr>
+        <w:pStyle w:val="ListParagraph"/>
+        <w:spacing w:line="360" w:lineRule="auto"/>
+        <w:jc w:val="center"/>
+        <w:rPr>
+          <w:rFonts w:ascii="Arial" w:hAnsi="Arial" w:cs="Arial"/>
+          <w:b/>
+          <w:bCs/>
+          <w:color w:val="000000" w:themeColor="text1"/>
+          <w:sz w:val="24"/>
+          <w:szCs w:val="24"/>
+          <w:u w:val="single"/>
+        </w:rPr>
+      </w:pPr>
+    </w:p>
+    <w:p>
+      <w:pPr>
+        <w:pStyle w:val="ListParagraph"/>
+        <w:spacing w:line="360" w:lineRule="auto"/>
+        <w:jc w:val="center"/>
+        <w:rPr>
+          <w:rFonts w:ascii="Arial" w:hAnsi="Arial" w:cs="Arial"/>
+          <w:b/>
+          <w:bCs/>
+          <w:color w:val="000000" w:themeColor="text1"/>
+          <w:sz w:val="24"/>
+          <w:szCs w:val="24"/>
+          <w:u w:val="single"/>
+        </w:rPr>
+      </w:pPr>
+      <w:r>
+        <w:rPr>
+          <w:rFonts w:ascii="Arial" w:hAnsi="Arial" w:cs="Arial"/>
+          <w:b/>
+          <w:bCs/>
+          <w:color w:val="000000" w:themeColor="text1"/>
+          <w:sz w:val="24"/>
+          <w:szCs w:val="24"/>
           <w:u w:val="single"/>
         </w:rPr>
         <w:lastRenderedPageBreak/>
@@ -1034,45 +1556,52 @@
     <w:p>
       <w:pPr>
         <w:pStyle w:val="ListParagraph"/>
-        <w:jc w:val="center"/>
-        <w:rPr>
-          <w:b/>
-          <w:bCs/>
-          <w:color w:val="000000" w:themeColor="text1"/>
-          <w:sz w:val="72"/>
-          <w:szCs w:val="72"/>
-          <w:u w:val="single"/>
-        </w:rPr>
-      </w:pPr>
-    </w:p>
-    <w:p>
-      <w:pPr>
-        <w:pStyle w:val="ListParagraph"/>
-        <w:jc w:val="center"/>
-        <w:rPr>
-          <w:b/>
-          <w:bCs/>
-          <w:color w:val="000000" w:themeColor="text1"/>
-          <w:sz w:val="36"/>
-          <w:szCs w:val="36"/>
-          <w:u w:val="single"/>
-        </w:rPr>
-      </w:pPr>
-    </w:p>
-    <w:p>
-      <w:pPr>
-        <w:pStyle w:val="ListParagraph"/>
-        <w:rPr>
-          <w:color w:val="000000" w:themeColor="text1"/>
-          <w:sz w:val="36"/>
-          <w:szCs w:val="36"/>
-        </w:rPr>
-      </w:pPr>
-      <w:r>
-        <w:rPr>
-          <w:color w:val="000000" w:themeColor="text1"/>
-          <w:sz w:val="36"/>
-          <w:szCs w:val="36"/>
+        <w:spacing w:line="360" w:lineRule="auto"/>
+        <w:jc w:val="center"/>
+        <w:rPr>
+          <w:rFonts w:ascii="Arial" w:hAnsi="Arial" w:cs="Arial"/>
+          <w:b/>
+          <w:bCs/>
+          <w:color w:val="000000" w:themeColor="text1"/>
+          <w:sz w:val="24"/>
+          <w:szCs w:val="24"/>
+          <w:u w:val="single"/>
+        </w:rPr>
+      </w:pPr>
+    </w:p>
+    <w:p>
+      <w:pPr>
+        <w:pStyle w:val="ListParagraph"/>
+        <w:spacing w:line="360" w:lineRule="auto"/>
+        <w:jc w:val="center"/>
+        <w:rPr>
+          <w:rFonts w:ascii="Arial" w:hAnsi="Arial" w:cs="Arial"/>
+          <w:b/>
+          <w:bCs/>
+          <w:color w:val="000000" w:themeColor="text1"/>
+          <w:sz w:val="24"/>
+          <w:szCs w:val="24"/>
+          <w:u w:val="single"/>
+        </w:rPr>
+      </w:pPr>
+    </w:p>
+    <w:p>
+      <w:pPr>
+        <w:pStyle w:val="ListParagraph"/>
+        <w:spacing w:line="360" w:lineRule="auto"/>
+        <w:rPr>
+          <w:rFonts w:ascii="Arial" w:hAnsi="Arial" w:cs="Arial"/>
+          <w:color w:val="000000" w:themeColor="text1"/>
+          <w:sz w:val="24"/>
+          <w:szCs w:val="24"/>
+        </w:rPr>
+      </w:pPr>
+      <w:r>
+        <w:rPr>
+          <w:rFonts w:ascii="Arial" w:hAnsi="Arial" w:cs="Arial"/>
+          <w:color w:val="000000" w:themeColor="text1"/>
+          <w:sz w:val="24"/>
+          <w:szCs w:val="24"/>
         </w:rPr>
         <w:t>As a part of this task, coding and collaboration platforms were explored. Regarding coding, HackerRank was used for practice, where an account was made, and a beginner's level question was solved. This helped in understanding the basics of problem-solving and coding logic.</w:t>
       </w:r>
@@ -1080,27 +1609,32 @@
     <w:p>
       <w:pPr>
         <w:pStyle w:val="ListParagraph"/>
-        <w:rPr>
-          <w:color w:val="000000" w:themeColor="text1"/>
-          <w:sz w:val="36"/>
-          <w:szCs w:val="36"/>
-        </w:rPr>
-      </w:pPr>
-    </w:p>
-    <w:p>
-      <w:pPr>
-        <w:pStyle w:val="ListParagraph"/>
-        <w:rPr>
-          <w:color w:val="000000" w:themeColor="text1"/>
-          <w:sz w:val="36"/>
-          <w:szCs w:val="36"/>
-        </w:rPr>
-      </w:pPr>
-      <w:r>
-        <w:rPr>
-          <w:color w:val="000000" w:themeColor="text1"/>
-          <w:sz w:val="36"/>
-          <w:szCs w:val="36"/>
+        <w:spacing w:line="360" w:lineRule="auto"/>
+        <w:rPr>
+          <w:rFonts w:ascii="Arial" w:hAnsi="Arial" w:cs="Arial"/>
+          <w:color w:val="000000" w:themeColor="text1"/>
+          <w:sz w:val="24"/>
+          <w:szCs w:val="24"/>
+        </w:rPr>
+      </w:pPr>
+    </w:p>
+    <w:p>
+      <w:pPr>
+        <w:pStyle w:val="ListParagraph"/>
+        <w:spacing w:line="360" w:lineRule="auto"/>
+        <w:rPr>
+          <w:rFonts w:ascii="Arial" w:hAnsi="Arial" w:cs="Arial"/>
+          <w:color w:val="000000" w:themeColor="text1"/>
+          <w:sz w:val="24"/>
+          <w:szCs w:val="24"/>
+        </w:rPr>
+      </w:pPr>
+      <w:r>
+        <w:rPr>
+          <w:rFonts w:ascii="Arial" w:hAnsi="Arial" w:cs="Arial"/>
+          <w:color w:val="000000" w:themeColor="text1"/>
+          <w:sz w:val="24"/>
+          <w:szCs w:val="24"/>
         </w:rPr>
         <w:t>Regarding collaboration, Google Forms were used to set up a “Digital Literacy Awareness Quiz,” which consisted of five questions. In addition, the responses were also viewed in Google Sheets, which helped in understanding how easily data can be collected and analysed.</w:t>
       </w:r>
@@ -1108,27 +1642,32 @@
     <w:p>
       <w:pPr>
         <w:pStyle w:val="ListParagraph"/>
-        <w:rPr>
-          <w:color w:val="000000" w:themeColor="text1"/>
-          <w:sz w:val="36"/>
-          <w:szCs w:val="36"/>
-        </w:rPr>
-      </w:pPr>
-    </w:p>
-    <w:p>
-      <w:pPr>
-        <w:pStyle w:val="ListParagraph"/>
-        <w:rPr>
-          <w:color w:val="000000" w:themeColor="text1"/>
-          <w:sz w:val="36"/>
-          <w:szCs w:val="36"/>
-        </w:rPr>
-      </w:pPr>
-      <w:r>
-        <w:rPr>
-          <w:color w:val="000000" w:themeColor="text1"/>
-          <w:sz w:val="36"/>
-          <w:szCs w:val="36"/>
+        <w:spacing w:line="360" w:lineRule="auto"/>
+        <w:rPr>
+          <w:rFonts w:ascii="Arial" w:hAnsi="Arial" w:cs="Arial"/>
+          <w:color w:val="000000" w:themeColor="text1"/>
+          <w:sz w:val="24"/>
+          <w:szCs w:val="24"/>
+        </w:rPr>
+      </w:pPr>
+    </w:p>
+    <w:p>
+      <w:pPr>
+        <w:pStyle w:val="ListParagraph"/>
+        <w:spacing w:line="360" w:lineRule="auto"/>
+        <w:rPr>
+          <w:rFonts w:ascii="Arial" w:hAnsi="Arial" w:cs="Arial"/>
+          <w:color w:val="000000" w:themeColor="text1"/>
+          <w:sz w:val="24"/>
+          <w:szCs w:val="24"/>
+        </w:rPr>
+      </w:pPr>
+      <w:r>
+        <w:rPr>
+          <w:rFonts w:ascii="Arial" w:hAnsi="Arial" w:cs="Arial"/>
+          <w:color w:val="000000" w:themeColor="text1"/>
+          <w:sz w:val="24"/>
+          <w:szCs w:val="24"/>
         </w:rPr>
         <w:t>Such platforms are very useful for academic growth, as coding platforms can be used for improving coding skills, and Google Forms can be used for efficiently conducting surveys and handling data.</w:t>
       </w:r>
@@ -1136,83 +1675,274 @@
     <w:p>
       <w:pPr>
         <w:pStyle w:val="ListParagraph"/>
-        <w:rPr>
-          <w:color w:val="000000" w:themeColor="text1"/>
-          <w:sz w:val="36"/>
-          <w:szCs w:val="36"/>
-        </w:rPr>
-      </w:pPr>
-    </w:p>
-    <w:p>
-      <w:pPr>
-        <w:pStyle w:val="ListParagraph"/>
-        <w:rPr>
-          <w:color w:val="000000" w:themeColor="text1"/>
-          <w:sz w:val="36"/>
-          <w:szCs w:val="36"/>
-        </w:rPr>
-      </w:pPr>
-    </w:p>
-    <w:p>
-      <w:pPr>
-        <w:pStyle w:val="ListParagraph"/>
-        <w:rPr>
-          <w:color w:val="000000" w:themeColor="text1"/>
-          <w:sz w:val="36"/>
-          <w:szCs w:val="36"/>
-        </w:rPr>
-      </w:pPr>
-    </w:p>
-    <w:p>
-      <w:pPr>
-        <w:pStyle w:val="ListParagraph"/>
-        <w:rPr>
-          <w:color w:val="000000" w:themeColor="text1"/>
-          <w:sz w:val="36"/>
-          <w:szCs w:val="36"/>
-        </w:rPr>
-      </w:pPr>
-    </w:p>
-    <w:p>
-      <w:pPr>
-        <w:pStyle w:val="ListParagraph"/>
-        <w:rPr>
-          <w:color w:val="000000" w:themeColor="text1"/>
-          <w:sz w:val="36"/>
-          <w:szCs w:val="36"/>
-        </w:rPr>
-      </w:pPr>
-    </w:p>
-    <w:p>
-      <w:pPr>
-        <w:pStyle w:val="ListParagraph"/>
-        <w:rPr>
-          <w:color w:val="000000" w:themeColor="text1"/>
-          <w:sz w:val="36"/>
-          <w:szCs w:val="36"/>
-        </w:rPr>
-      </w:pPr>
-    </w:p>
-    <w:p>
-      <w:pPr>
-        <w:pStyle w:val="ListParagraph"/>
-        <w:jc w:val="center"/>
-        <w:rPr>
-          <w:b/>
-          <w:bCs/>
-          <w:color w:val="000000" w:themeColor="text1"/>
-          <w:sz w:val="72"/>
-          <w:szCs w:val="72"/>
-          <w:u w:val="single"/>
-        </w:rPr>
-      </w:pPr>
-      <w:r>
-        <w:rPr>
-          <w:b/>
-          <w:bCs/>
-          <w:color w:val="000000" w:themeColor="text1"/>
-          <w:sz w:val="72"/>
-          <w:szCs w:val="72"/>
+        <w:spacing w:line="360" w:lineRule="auto"/>
+        <w:rPr>
+          <w:rFonts w:ascii="Arial" w:hAnsi="Arial" w:cs="Arial"/>
+          <w:color w:val="000000" w:themeColor="text1"/>
+          <w:sz w:val="24"/>
+          <w:szCs w:val="24"/>
+        </w:rPr>
+      </w:pPr>
+    </w:p>
+    <w:p>
+      <w:pPr>
+        <w:pStyle w:val="ListParagraph"/>
+        <w:spacing w:line="360" w:lineRule="auto"/>
+        <w:rPr>
+          <w:rFonts w:ascii="Arial" w:hAnsi="Arial" w:cs="Arial"/>
+          <w:color w:val="000000" w:themeColor="text1"/>
+          <w:sz w:val="24"/>
+          <w:szCs w:val="24"/>
+        </w:rPr>
+      </w:pPr>
+    </w:p>
+    <w:p>
+      <w:pPr>
+        <w:pStyle w:val="ListParagraph"/>
+        <w:spacing w:line="360" w:lineRule="auto"/>
+        <w:rPr>
+          <w:rFonts w:ascii="Arial" w:hAnsi="Arial" w:cs="Arial"/>
+          <w:color w:val="000000" w:themeColor="text1"/>
+          <w:sz w:val="24"/>
+          <w:szCs w:val="24"/>
+        </w:rPr>
+      </w:pPr>
+    </w:p>
+    <w:p>
+      <w:pPr>
+        <w:pStyle w:val="ListParagraph"/>
+        <w:spacing w:line="360" w:lineRule="auto"/>
+        <w:rPr>
+          <w:rFonts w:ascii="Arial" w:hAnsi="Arial" w:cs="Arial"/>
+          <w:color w:val="000000" w:themeColor="text1"/>
+          <w:sz w:val="24"/>
+          <w:szCs w:val="24"/>
+        </w:rPr>
+      </w:pPr>
+    </w:p>
+    <w:p>
+      <w:pPr>
+        <w:pStyle w:val="ListParagraph"/>
+        <w:spacing w:line="360" w:lineRule="auto"/>
+        <w:rPr>
+          <w:rFonts w:ascii="Arial" w:hAnsi="Arial" w:cs="Arial"/>
+          <w:color w:val="000000" w:themeColor="text1"/>
+          <w:sz w:val="24"/>
+          <w:szCs w:val="24"/>
+        </w:rPr>
+      </w:pPr>
+    </w:p>
+    <w:p>
+      <w:pPr>
+        <w:pStyle w:val="ListParagraph"/>
+        <w:spacing w:line="360" w:lineRule="auto"/>
+        <w:rPr>
+          <w:rFonts w:ascii="Arial" w:hAnsi="Arial" w:cs="Arial"/>
+          <w:color w:val="000000" w:themeColor="text1"/>
+          <w:sz w:val="24"/>
+          <w:szCs w:val="24"/>
+        </w:rPr>
+      </w:pPr>
+    </w:p>
+    <w:p>
+      <w:pPr>
+        <w:pStyle w:val="ListParagraph"/>
+        <w:spacing w:line="360" w:lineRule="auto"/>
+        <w:jc w:val="center"/>
+        <w:rPr>
+          <w:rFonts w:ascii="Arial" w:hAnsi="Arial" w:cs="Arial"/>
+          <w:b/>
+          <w:bCs/>
+          <w:color w:val="000000" w:themeColor="text1"/>
+          <w:sz w:val="24"/>
+          <w:szCs w:val="24"/>
+          <w:u w:val="single"/>
+        </w:rPr>
+      </w:pPr>
+    </w:p>
+    <w:p>
+      <w:pPr>
+        <w:pStyle w:val="ListParagraph"/>
+        <w:spacing w:line="360" w:lineRule="auto"/>
+        <w:jc w:val="center"/>
+        <w:rPr>
+          <w:rFonts w:ascii="Arial" w:hAnsi="Arial" w:cs="Arial"/>
+          <w:b/>
+          <w:bCs/>
+          <w:color w:val="000000" w:themeColor="text1"/>
+          <w:sz w:val="24"/>
+          <w:szCs w:val="24"/>
+          <w:u w:val="single"/>
+        </w:rPr>
+      </w:pPr>
+    </w:p>
+    <w:p>
+      <w:pPr>
+        <w:pStyle w:val="ListParagraph"/>
+        <w:spacing w:line="360" w:lineRule="auto"/>
+        <w:jc w:val="center"/>
+        <w:rPr>
+          <w:rFonts w:ascii="Arial" w:hAnsi="Arial" w:cs="Arial"/>
+          <w:b/>
+          <w:bCs/>
+          <w:color w:val="000000" w:themeColor="text1"/>
+          <w:sz w:val="24"/>
+          <w:szCs w:val="24"/>
+          <w:u w:val="single"/>
+        </w:rPr>
+      </w:pPr>
+    </w:p>
+    <w:p>
+      <w:pPr>
+        <w:pStyle w:val="ListParagraph"/>
+        <w:spacing w:line="360" w:lineRule="auto"/>
+        <w:jc w:val="center"/>
+        <w:rPr>
+          <w:rFonts w:ascii="Arial" w:hAnsi="Arial" w:cs="Arial"/>
+          <w:b/>
+          <w:bCs/>
+          <w:color w:val="000000" w:themeColor="text1"/>
+          <w:sz w:val="24"/>
+          <w:szCs w:val="24"/>
+          <w:u w:val="single"/>
+        </w:rPr>
+      </w:pPr>
+    </w:p>
+    <w:p>
+      <w:pPr>
+        <w:pStyle w:val="ListParagraph"/>
+        <w:spacing w:line="360" w:lineRule="auto"/>
+        <w:jc w:val="center"/>
+        <w:rPr>
+          <w:rFonts w:ascii="Arial" w:hAnsi="Arial" w:cs="Arial"/>
+          <w:b/>
+          <w:bCs/>
+          <w:color w:val="000000" w:themeColor="text1"/>
+          <w:sz w:val="24"/>
+          <w:szCs w:val="24"/>
+          <w:u w:val="single"/>
+        </w:rPr>
+      </w:pPr>
+    </w:p>
+    <w:p>
+      <w:pPr>
+        <w:pStyle w:val="ListParagraph"/>
+        <w:spacing w:line="360" w:lineRule="auto"/>
+        <w:jc w:val="center"/>
+        <w:rPr>
+          <w:rFonts w:ascii="Arial" w:hAnsi="Arial" w:cs="Arial"/>
+          <w:b/>
+          <w:bCs/>
+          <w:color w:val="000000" w:themeColor="text1"/>
+          <w:sz w:val="24"/>
+          <w:szCs w:val="24"/>
+          <w:u w:val="single"/>
+        </w:rPr>
+      </w:pPr>
+    </w:p>
+    <w:p>
+      <w:pPr>
+        <w:pStyle w:val="ListParagraph"/>
+        <w:spacing w:line="360" w:lineRule="auto"/>
+        <w:jc w:val="center"/>
+        <w:rPr>
+          <w:rFonts w:ascii="Arial" w:hAnsi="Arial" w:cs="Arial"/>
+          <w:b/>
+          <w:bCs/>
+          <w:color w:val="000000" w:themeColor="text1"/>
+          <w:sz w:val="24"/>
+          <w:szCs w:val="24"/>
+          <w:u w:val="single"/>
+        </w:rPr>
+      </w:pPr>
+    </w:p>
+    <w:p>
+      <w:pPr>
+        <w:pStyle w:val="ListParagraph"/>
+        <w:spacing w:line="360" w:lineRule="auto"/>
+        <w:jc w:val="center"/>
+        <w:rPr>
+          <w:rFonts w:ascii="Arial" w:hAnsi="Arial" w:cs="Arial"/>
+          <w:b/>
+          <w:bCs/>
+          <w:color w:val="000000" w:themeColor="text1"/>
+          <w:sz w:val="24"/>
+          <w:szCs w:val="24"/>
+          <w:u w:val="single"/>
+        </w:rPr>
+      </w:pPr>
+    </w:p>
+    <w:p>
+      <w:pPr>
+        <w:pStyle w:val="ListParagraph"/>
+        <w:spacing w:line="360" w:lineRule="auto"/>
+        <w:jc w:val="center"/>
+        <w:rPr>
+          <w:rFonts w:ascii="Arial" w:hAnsi="Arial" w:cs="Arial"/>
+          <w:b/>
+          <w:bCs/>
+          <w:color w:val="000000" w:themeColor="text1"/>
+          <w:sz w:val="24"/>
+          <w:szCs w:val="24"/>
+          <w:u w:val="single"/>
+        </w:rPr>
+      </w:pPr>
+    </w:p>
+    <w:p>
+      <w:pPr>
+        <w:pStyle w:val="ListParagraph"/>
+        <w:spacing w:line="360" w:lineRule="auto"/>
+        <w:jc w:val="center"/>
+        <w:rPr>
+          <w:rFonts w:ascii="Arial" w:hAnsi="Arial" w:cs="Arial"/>
+          <w:b/>
+          <w:bCs/>
+          <w:color w:val="000000" w:themeColor="text1"/>
+          <w:sz w:val="24"/>
+          <w:szCs w:val="24"/>
+          <w:u w:val="single"/>
+        </w:rPr>
+      </w:pPr>
+    </w:p>
+    <w:p>
+      <w:pPr>
+        <w:pStyle w:val="ListParagraph"/>
+        <w:spacing w:line="360" w:lineRule="auto"/>
+        <w:jc w:val="center"/>
+        <w:rPr>
+          <w:rFonts w:ascii="Arial" w:hAnsi="Arial" w:cs="Arial"/>
+          <w:b/>
+          <w:bCs/>
+          <w:color w:val="000000" w:themeColor="text1"/>
+          <w:sz w:val="24"/>
+          <w:szCs w:val="24"/>
+          <w:u w:val="single"/>
+        </w:rPr>
+      </w:pPr>
+    </w:p>
+    <w:p>
+      <w:pPr>
+        <w:pStyle w:val="ListParagraph"/>
+        <w:spacing w:line="360" w:lineRule="auto"/>
+        <w:jc w:val="center"/>
+        <w:rPr>
+          <w:rFonts w:ascii="Arial" w:hAnsi="Arial" w:cs="Arial"/>
+          <w:b/>
+          <w:bCs/>
+          <w:color w:val="000000" w:themeColor="text1"/>
+          <w:sz w:val="24"/>
+          <w:szCs w:val="24"/>
+          <w:u w:val="single"/>
+        </w:rPr>
+      </w:pPr>
+      <w:r>
+        <w:rPr>
+          <w:rFonts w:ascii="Arial" w:hAnsi="Arial" w:cs="Arial"/>
+          <w:b/>
+          <w:bCs/>
+          <w:color w:val="000000" w:themeColor="text1"/>
+          <w:sz w:val="24"/>
+          <w:szCs w:val="24"/>
           <w:u w:val="single"/>
         </w:rPr>
         <w:lastRenderedPageBreak/>
@@ -1222,31 +1952,36 @@
     <w:p>
       <w:pPr>
         <w:pStyle w:val="ListParagraph"/>
-        <w:jc w:val="center"/>
-        <w:rPr>
-          <w:b/>
-          <w:bCs/>
-          <w:color w:val="000000" w:themeColor="text1"/>
-          <w:sz w:val="72"/>
-          <w:szCs w:val="72"/>
-          <w:u w:val="single"/>
-        </w:rPr>
-      </w:pPr>
-    </w:p>
-    <w:p>
-      <w:pPr>
-        <w:pStyle w:val="ListParagraph"/>
-        <w:rPr>
-          <w:color w:val="000000" w:themeColor="text1"/>
-          <w:sz w:val="36"/>
-          <w:szCs w:val="36"/>
-        </w:rPr>
-      </w:pPr>
-      <w:r>
-        <w:rPr>
-          <w:color w:val="000000" w:themeColor="text1"/>
-          <w:sz w:val="36"/>
-          <w:szCs w:val="36"/>
+        <w:spacing w:line="360" w:lineRule="auto"/>
+        <w:jc w:val="center"/>
+        <w:rPr>
+          <w:rFonts w:ascii="Arial" w:hAnsi="Arial" w:cs="Arial"/>
+          <w:b/>
+          <w:bCs/>
+          <w:color w:val="000000" w:themeColor="text1"/>
+          <w:sz w:val="24"/>
+          <w:szCs w:val="24"/>
+          <w:u w:val="single"/>
+        </w:rPr>
+      </w:pPr>
+    </w:p>
+    <w:p>
+      <w:pPr>
+        <w:pStyle w:val="ListParagraph"/>
+        <w:spacing w:line="360" w:lineRule="auto"/>
+        <w:rPr>
+          <w:rFonts w:ascii="Arial" w:hAnsi="Arial" w:cs="Arial"/>
+          <w:color w:val="000000" w:themeColor="text1"/>
+          <w:sz w:val="24"/>
+          <w:szCs w:val="24"/>
+        </w:rPr>
+      </w:pPr>
+      <w:r>
+        <w:rPr>
+          <w:rFonts w:ascii="Arial" w:hAnsi="Arial" w:cs="Arial"/>
+          <w:color w:val="000000" w:themeColor="text1"/>
+          <w:sz w:val="24"/>
+          <w:szCs w:val="24"/>
         </w:rPr>
         <w:t>In this task, I have learned about the importance of professional communication through email writing and social media etiquette. I have written two formal emails to my professor. One email is for requesting an extension on the assignment, and the second email is for applying for a summer internship program. I have learned about the proper format and structure required for writing professional emails.</w:t>
       </w:r>
@@ -1254,27 +1989,32 @@
     <w:p>
       <w:pPr>
         <w:pStyle w:val="ListParagraph"/>
-        <w:rPr>
-          <w:color w:val="000000" w:themeColor="text1"/>
-          <w:sz w:val="36"/>
-          <w:szCs w:val="36"/>
-        </w:rPr>
-      </w:pPr>
-    </w:p>
-    <w:p>
-      <w:pPr>
-        <w:pStyle w:val="ListParagraph"/>
-        <w:rPr>
-          <w:color w:val="000000" w:themeColor="text1"/>
-          <w:sz w:val="36"/>
-          <w:szCs w:val="36"/>
-        </w:rPr>
-      </w:pPr>
-      <w:r>
-        <w:rPr>
-          <w:color w:val="000000" w:themeColor="text1"/>
-          <w:sz w:val="36"/>
-          <w:szCs w:val="36"/>
+        <w:spacing w:line="360" w:lineRule="auto"/>
+        <w:rPr>
+          <w:rFonts w:ascii="Arial" w:hAnsi="Arial" w:cs="Arial"/>
+          <w:color w:val="000000" w:themeColor="text1"/>
+          <w:sz w:val="24"/>
+          <w:szCs w:val="24"/>
+        </w:rPr>
+      </w:pPr>
+    </w:p>
+    <w:p>
+      <w:pPr>
+        <w:pStyle w:val="ListParagraph"/>
+        <w:spacing w:line="360" w:lineRule="auto"/>
+        <w:rPr>
+          <w:rFonts w:ascii="Arial" w:hAnsi="Arial" w:cs="Arial"/>
+          <w:color w:val="000000" w:themeColor="text1"/>
+          <w:sz w:val="24"/>
+          <w:szCs w:val="24"/>
+        </w:rPr>
+      </w:pPr>
+      <w:r>
+        <w:rPr>
+          <w:rFonts w:ascii="Arial" w:hAnsi="Arial" w:cs="Arial"/>
+          <w:color w:val="000000" w:themeColor="text1"/>
+          <w:sz w:val="24"/>
+          <w:szCs w:val="24"/>
         </w:rPr>
         <w:t>I have also created a checklist of dos and don’ts for responsible social media communication. Ineffective communication through social media can result in confusion and harm one's professional reputation. For example, sending unclear emails to professors may result in confusion and a negative impression. However, this situation can be avoided by sending proper emails to them.</w:t>
       </w:r>
@@ -1282,27 +2022,32 @@
     <w:p>
       <w:pPr>
         <w:pStyle w:val="ListParagraph"/>
-        <w:rPr>
-          <w:color w:val="000000" w:themeColor="text1"/>
-          <w:sz w:val="36"/>
-          <w:szCs w:val="36"/>
-        </w:rPr>
-      </w:pPr>
-    </w:p>
-    <w:p>
-      <w:pPr>
-        <w:pStyle w:val="ListParagraph"/>
-        <w:rPr>
-          <w:color w:val="000000" w:themeColor="text1"/>
-          <w:sz w:val="36"/>
-          <w:szCs w:val="36"/>
-        </w:rPr>
-      </w:pPr>
-      <w:r>
-        <w:rPr>
-          <w:color w:val="000000" w:themeColor="text1"/>
-          <w:sz w:val="36"/>
-          <w:szCs w:val="36"/>
+        <w:spacing w:line="360" w:lineRule="auto"/>
+        <w:rPr>
+          <w:rFonts w:ascii="Arial" w:hAnsi="Arial" w:cs="Arial"/>
+          <w:color w:val="000000" w:themeColor="text1"/>
+          <w:sz w:val="24"/>
+          <w:szCs w:val="24"/>
+        </w:rPr>
+      </w:pPr>
+    </w:p>
+    <w:p>
+      <w:pPr>
+        <w:pStyle w:val="ListParagraph"/>
+        <w:spacing w:line="360" w:lineRule="auto"/>
+        <w:rPr>
+          <w:rFonts w:ascii="Arial" w:hAnsi="Arial" w:cs="Arial"/>
+          <w:color w:val="000000" w:themeColor="text1"/>
+          <w:sz w:val="24"/>
+          <w:szCs w:val="24"/>
+        </w:rPr>
+      </w:pPr>
+      <w:r>
+        <w:rPr>
+          <w:rFonts w:ascii="Arial" w:hAnsi="Arial" w:cs="Arial"/>
+          <w:color w:val="000000" w:themeColor="text1"/>
+          <w:sz w:val="24"/>
+          <w:szCs w:val="24"/>
         </w:rPr>
         <w:t>Overall, I have learned about professional communication in the digital world.</w:t>
       </w:r>
@@ -1310,63 +2055,266 @@
     <w:p>
       <w:pPr>
         <w:pStyle w:val="ListParagraph"/>
-        <w:rPr>
-          <w:color w:val="000000" w:themeColor="text1"/>
-          <w:sz w:val="36"/>
-          <w:szCs w:val="36"/>
-        </w:rPr>
-      </w:pPr>
-    </w:p>
-    <w:p>
-      <w:pPr>
-        <w:pStyle w:val="ListParagraph"/>
-        <w:rPr>
-          <w:color w:val="000000" w:themeColor="text1"/>
-          <w:sz w:val="36"/>
-          <w:szCs w:val="36"/>
-        </w:rPr>
-      </w:pPr>
-    </w:p>
-    <w:p>
-      <w:pPr>
-        <w:pStyle w:val="ListParagraph"/>
-        <w:rPr>
-          <w:color w:val="000000" w:themeColor="text1"/>
-          <w:sz w:val="36"/>
-          <w:szCs w:val="36"/>
-        </w:rPr>
-      </w:pPr>
-    </w:p>
-    <w:p>
-      <w:pPr>
-        <w:pStyle w:val="ListParagraph"/>
-        <w:rPr>
-          <w:color w:val="000000" w:themeColor="text1"/>
-          <w:sz w:val="36"/>
-          <w:szCs w:val="36"/>
-        </w:rPr>
-      </w:pPr>
-    </w:p>
-    <w:p>
-      <w:pPr>
-        <w:pStyle w:val="ListParagraph"/>
-        <w:jc w:val="center"/>
-        <w:rPr>
-          <w:b/>
-          <w:bCs/>
-          <w:color w:val="000000" w:themeColor="text1"/>
-          <w:sz w:val="72"/>
-          <w:szCs w:val="72"/>
-          <w:u w:val="single"/>
-        </w:rPr>
-      </w:pPr>
-      <w:r>
-        <w:rPr>
-          <w:b/>
-          <w:bCs/>
-          <w:color w:val="000000" w:themeColor="text1"/>
-          <w:sz w:val="72"/>
-          <w:szCs w:val="72"/>
+        <w:spacing w:line="360" w:lineRule="auto"/>
+        <w:rPr>
+          <w:rFonts w:ascii="Arial" w:hAnsi="Arial" w:cs="Arial"/>
+          <w:color w:val="000000" w:themeColor="text1"/>
+          <w:sz w:val="24"/>
+          <w:szCs w:val="24"/>
+        </w:rPr>
+      </w:pPr>
+    </w:p>
+    <w:p>
+      <w:pPr>
+        <w:pStyle w:val="ListParagraph"/>
+        <w:spacing w:line="360" w:lineRule="auto"/>
+        <w:rPr>
+          <w:rFonts w:ascii="Arial" w:hAnsi="Arial" w:cs="Arial"/>
+          <w:color w:val="000000" w:themeColor="text1"/>
+          <w:sz w:val="24"/>
+          <w:szCs w:val="24"/>
+        </w:rPr>
+      </w:pPr>
+    </w:p>
+    <w:p>
+      <w:pPr>
+        <w:pStyle w:val="ListParagraph"/>
+        <w:spacing w:line="360" w:lineRule="auto"/>
+        <w:rPr>
+          <w:rFonts w:ascii="Arial" w:hAnsi="Arial" w:cs="Arial"/>
+          <w:color w:val="000000" w:themeColor="text1"/>
+          <w:sz w:val="24"/>
+          <w:szCs w:val="24"/>
+        </w:rPr>
+      </w:pPr>
+    </w:p>
+    <w:p>
+      <w:pPr>
+        <w:pStyle w:val="ListParagraph"/>
+        <w:spacing w:line="360" w:lineRule="auto"/>
+        <w:rPr>
+          <w:rFonts w:ascii="Arial" w:hAnsi="Arial" w:cs="Arial"/>
+          <w:color w:val="000000" w:themeColor="text1"/>
+          <w:sz w:val="24"/>
+          <w:szCs w:val="24"/>
+        </w:rPr>
+      </w:pPr>
+    </w:p>
+    <w:p>
+      <w:pPr>
+        <w:pStyle w:val="ListParagraph"/>
+        <w:spacing w:line="360" w:lineRule="auto"/>
+        <w:jc w:val="center"/>
+        <w:rPr>
+          <w:rFonts w:ascii="Arial" w:hAnsi="Arial" w:cs="Arial"/>
+          <w:b/>
+          <w:bCs/>
+          <w:color w:val="000000" w:themeColor="text1"/>
+          <w:sz w:val="24"/>
+          <w:szCs w:val="24"/>
+          <w:u w:val="single"/>
+        </w:rPr>
+      </w:pPr>
+    </w:p>
+    <w:p>
+      <w:pPr>
+        <w:pStyle w:val="ListParagraph"/>
+        <w:spacing w:line="360" w:lineRule="auto"/>
+        <w:jc w:val="center"/>
+        <w:rPr>
+          <w:rFonts w:ascii="Arial" w:hAnsi="Arial" w:cs="Arial"/>
+          <w:b/>
+          <w:bCs/>
+          <w:color w:val="000000" w:themeColor="text1"/>
+          <w:sz w:val="24"/>
+          <w:szCs w:val="24"/>
+          <w:u w:val="single"/>
+        </w:rPr>
+      </w:pPr>
+    </w:p>
+    <w:p>
+      <w:pPr>
+        <w:pStyle w:val="ListParagraph"/>
+        <w:spacing w:line="360" w:lineRule="auto"/>
+        <w:jc w:val="center"/>
+        <w:rPr>
+          <w:rFonts w:ascii="Arial" w:hAnsi="Arial" w:cs="Arial"/>
+          <w:b/>
+          <w:bCs/>
+          <w:color w:val="000000" w:themeColor="text1"/>
+          <w:sz w:val="24"/>
+          <w:szCs w:val="24"/>
+          <w:u w:val="single"/>
+        </w:rPr>
+      </w:pPr>
+    </w:p>
+    <w:p>
+      <w:pPr>
+        <w:pStyle w:val="ListParagraph"/>
+        <w:spacing w:line="360" w:lineRule="auto"/>
+        <w:jc w:val="center"/>
+        <w:rPr>
+          <w:rFonts w:ascii="Arial" w:hAnsi="Arial" w:cs="Arial"/>
+          <w:b/>
+          <w:bCs/>
+          <w:color w:val="000000" w:themeColor="text1"/>
+          <w:sz w:val="24"/>
+          <w:szCs w:val="24"/>
+          <w:u w:val="single"/>
+        </w:rPr>
+      </w:pPr>
+    </w:p>
+    <w:p>
+      <w:pPr>
+        <w:pStyle w:val="ListParagraph"/>
+        <w:spacing w:line="360" w:lineRule="auto"/>
+        <w:jc w:val="center"/>
+        <w:rPr>
+          <w:rFonts w:ascii="Arial" w:hAnsi="Arial" w:cs="Arial"/>
+          <w:b/>
+          <w:bCs/>
+          <w:color w:val="000000" w:themeColor="text1"/>
+          <w:sz w:val="24"/>
+          <w:szCs w:val="24"/>
+          <w:u w:val="single"/>
+        </w:rPr>
+      </w:pPr>
+    </w:p>
+    <w:p>
+      <w:pPr>
+        <w:pStyle w:val="ListParagraph"/>
+        <w:spacing w:line="360" w:lineRule="auto"/>
+        <w:jc w:val="center"/>
+        <w:rPr>
+          <w:rFonts w:ascii="Arial" w:hAnsi="Arial" w:cs="Arial"/>
+          <w:b/>
+          <w:bCs/>
+          <w:color w:val="000000" w:themeColor="text1"/>
+          <w:sz w:val="24"/>
+          <w:szCs w:val="24"/>
+          <w:u w:val="single"/>
+        </w:rPr>
+      </w:pPr>
+    </w:p>
+    <w:p>
+      <w:pPr>
+        <w:pStyle w:val="ListParagraph"/>
+        <w:spacing w:line="360" w:lineRule="auto"/>
+        <w:jc w:val="center"/>
+        <w:rPr>
+          <w:rFonts w:ascii="Arial" w:hAnsi="Arial" w:cs="Arial"/>
+          <w:b/>
+          <w:bCs/>
+          <w:color w:val="000000" w:themeColor="text1"/>
+          <w:sz w:val="24"/>
+          <w:szCs w:val="24"/>
+          <w:u w:val="single"/>
+        </w:rPr>
+      </w:pPr>
+    </w:p>
+    <w:p>
+      <w:pPr>
+        <w:pStyle w:val="ListParagraph"/>
+        <w:spacing w:line="360" w:lineRule="auto"/>
+        <w:jc w:val="center"/>
+        <w:rPr>
+          <w:rFonts w:ascii="Arial" w:hAnsi="Arial" w:cs="Arial"/>
+          <w:b/>
+          <w:bCs/>
+          <w:color w:val="000000" w:themeColor="text1"/>
+          <w:sz w:val="24"/>
+          <w:szCs w:val="24"/>
+          <w:u w:val="single"/>
+        </w:rPr>
+      </w:pPr>
+    </w:p>
+    <w:p>
+      <w:pPr>
+        <w:pStyle w:val="ListParagraph"/>
+        <w:spacing w:line="360" w:lineRule="auto"/>
+        <w:jc w:val="center"/>
+        <w:rPr>
+          <w:rFonts w:ascii="Arial" w:hAnsi="Arial" w:cs="Arial"/>
+          <w:b/>
+          <w:bCs/>
+          <w:color w:val="000000" w:themeColor="text1"/>
+          <w:sz w:val="24"/>
+          <w:szCs w:val="24"/>
+          <w:u w:val="single"/>
+        </w:rPr>
+      </w:pPr>
+    </w:p>
+    <w:p>
+      <w:pPr>
+        <w:pStyle w:val="ListParagraph"/>
+        <w:spacing w:line="360" w:lineRule="auto"/>
+        <w:jc w:val="center"/>
+        <w:rPr>
+          <w:rFonts w:ascii="Arial" w:hAnsi="Arial" w:cs="Arial"/>
+          <w:b/>
+          <w:bCs/>
+          <w:color w:val="000000" w:themeColor="text1"/>
+          <w:sz w:val="24"/>
+          <w:szCs w:val="24"/>
+          <w:u w:val="single"/>
+        </w:rPr>
+      </w:pPr>
+    </w:p>
+    <w:p>
+      <w:pPr>
+        <w:pStyle w:val="ListParagraph"/>
+        <w:spacing w:line="360" w:lineRule="auto"/>
+        <w:jc w:val="center"/>
+        <w:rPr>
+          <w:rFonts w:ascii="Arial" w:hAnsi="Arial" w:cs="Arial"/>
+          <w:b/>
+          <w:bCs/>
+          <w:color w:val="000000" w:themeColor="text1"/>
+          <w:sz w:val="24"/>
+          <w:szCs w:val="24"/>
+          <w:u w:val="single"/>
+        </w:rPr>
+      </w:pPr>
+    </w:p>
+    <w:p>
+      <w:pPr>
+        <w:pStyle w:val="ListParagraph"/>
+        <w:spacing w:line="360" w:lineRule="auto"/>
+        <w:jc w:val="center"/>
+        <w:rPr>
+          <w:rFonts w:ascii="Arial" w:hAnsi="Arial" w:cs="Arial"/>
+          <w:b/>
+          <w:bCs/>
+          <w:color w:val="000000" w:themeColor="text1"/>
+          <w:sz w:val="24"/>
+          <w:szCs w:val="24"/>
+          <w:u w:val="single"/>
+        </w:rPr>
+      </w:pPr>
+    </w:p>
+    <w:p>
+      <w:pPr>
+        <w:pStyle w:val="ListParagraph"/>
+        <w:spacing w:line="360" w:lineRule="auto"/>
+        <w:jc w:val="center"/>
+        <w:rPr>
+          <w:rFonts w:ascii="Arial" w:hAnsi="Arial" w:cs="Arial"/>
+          <w:b/>
+          <w:bCs/>
+          <w:color w:val="000000" w:themeColor="text1"/>
+          <w:sz w:val="24"/>
+          <w:szCs w:val="24"/>
+          <w:u w:val="single"/>
+        </w:rPr>
+      </w:pPr>
+      <w:r>
+        <w:rPr>
+          <w:rFonts w:ascii="Arial" w:hAnsi="Arial" w:cs="Arial"/>
+          <w:b/>
+          <w:bCs/>
+          <w:color w:val="000000" w:themeColor="text1"/>
+          <w:sz w:val="24"/>
+          <w:szCs w:val="24"/>
           <w:u w:val="single"/>
         </w:rPr>
         <w:lastRenderedPageBreak/>
@@ -1376,31 +2324,36 @@
     <w:p>
       <w:pPr>
         <w:pStyle w:val="ListParagraph"/>
-        <w:jc w:val="center"/>
-        <w:rPr>
-          <w:b/>
-          <w:bCs/>
-          <w:color w:val="000000" w:themeColor="text1"/>
-          <w:sz w:val="72"/>
-          <w:szCs w:val="72"/>
-          <w:u w:val="single"/>
-        </w:rPr>
-      </w:pPr>
-    </w:p>
-    <w:p>
-      <w:pPr>
-        <w:pStyle w:val="ListParagraph"/>
-        <w:rPr>
-          <w:color w:val="000000" w:themeColor="text1"/>
-          <w:sz w:val="36"/>
-          <w:szCs w:val="36"/>
-        </w:rPr>
-      </w:pPr>
-      <w:r>
-        <w:rPr>
-          <w:color w:val="000000" w:themeColor="text1"/>
-          <w:sz w:val="36"/>
-          <w:szCs w:val="36"/>
+        <w:spacing w:line="360" w:lineRule="auto"/>
+        <w:jc w:val="center"/>
+        <w:rPr>
+          <w:rFonts w:ascii="Arial" w:hAnsi="Arial" w:cs="Arial"/>
+          <w:b/>
+          <w:bCs/>
+          <w:color w:val="000000" w:themeColor="text1"/>
+          <w:sz w:val="24"/>
+          <w:szCs w:val="24"/>
+          <w:u w:val="single"/>
+        </w:rPr>
+      </w:pPr>
+    </w:p>
+    <w:p>
+      <w:pPr>
+        <w:pStyle w:val="ListParagraph"/>
+        <w:spacing w:line="360" w:lineRule="auto"/>
+        <w:rPr>
+          <w:rFonts w:ascii="Arial" w:hAnsi="Arial" w:cs="Arial"/>
+          <w:color w:val="000000" w:themeColor="text1"/>
+          <w:sz w:val="24"/>
+          <w:szCs w:val="24"/>
+        </w:rPr>
+      </w:pPr>
+      <w:r>
+        <w:rPr>
+          <w:rFonts w:ascii="Arial" w:hAnsi="Arial" w:cs="Arial"/>
+          <w:color w:val="000000" w:themeColor="text1"/>
+          <w:sz w:val="24"/>
+          <w:szCs w:val="24"/>
         </w:rPr>
         <w:t>For this task, I learned about UPI fraud, which is considered one of the most common types of cybercrime in India. Here, I learned how fraudsters trick people into sharing their information or making false payments. It was surprising to learn how simple mistakes can cause economic losses.</w:t>
       </w:r>
@@ -1408,27 +2361,32 @@
     <w:p>
       <w:pPr>
         <w:pStyle w:val="ListParagraph"/>
-        <w:rPr>
-          <w:color w:val="000000" w:themeColor="text1"/>
-          <w:sz w:val="36"/>
-          <w:szCs w:val="36"/>
-        </w:rPr>
-      </w:pPr>
-    </w:p>
-    <w:p>
-      <w:pPr>
-        <w:pStyle w:val="ListParagraph"/>
-        <w:rPr>
-          <w:color w:val="000000" w:themeColor="text1"/>
-          <w:sz w:val="36"/>
-          <w:szCs w:val="36"/>
-        </w:rPr>
-      </w:pPr>
-      <w:r>
-        <w:rPr>
-          <w:color w:val="000000" w:themeColor="text1"/>
-          <w:sz w:val="36"/>
-          <w:szCs w:val="36"/>
+        <w:spacing w:line="360" w:lineRule="auto"/>
+        <w:rPr>
+          <w:rFonts w:ascii="Arial" w:hAnsi="Arial" w:cs="Arial"/>
+          <w:color w:val="000000" w:themeColor="text1"/>
+          <w:sz w:val="24"/>
+          <w:szCs w:val="24"/>
+        </w:rPr>
+      </w:pPr>
+    </w:p>
+    <w:p>
+      <w:pPr>
+        <w:pStyle w:val="ListParagraph"/>
+        <w:spacing w:line="360" w:lineRule="auto"/>
+        <w:rPr>
+          <w:rFonts w:ascii="Arial" w:hAnsi="Arial" w:cs="Arial"/>
+          <w:color w:val="000000" w:themeColor="text1"/>
+          <w:sz w:val="24"/>
+          <w:szCs w:val="24"/>
+        </w:rPr>
+      </w:pPr>
+      <w:r>
+        <w:rPr>
+          <w:rFonts w:ascii="Arial" w:hAnsi="Arial" w:cs="Arial"/>
+          <w:color w:val="000000" w:themeColor="text1"/>
+          <w:sz w:val="24"/>
+          <w:szCs w:val="24"/>
         </w:rPr>
         <w:t>I learned how important it is to be careful while using online payment applications and avoid unknown links and requests. The change I will adopt is that I will always check my requests before making payments and never share my information with anyone.</w:t>
       </w:r>
@@ -1436,27 +2394,32 @@
     <w:p>
       <w:pPr>
         <w:pStyle w:val="ListParagraph"/>
-        <w:rPr>
-          <w:color w:val="000000" w:themeColor="text1"/>
-          <w:sz w:val="36"/>
-          <w:szCs w:val="36"/>
-        </w:rPr>
-      </w:pPr>
-    </w:p>
-    <w:p>
-      <w:pPr>
-        <w:pStyle w:val="ListParagraph"/>
-        <w:rPr>
-          <w:color w:val="000000" w:themeColor="text1"/>
-          <w:sz w:val="36"/>
-          <w:szCs w:val="36"/>
-        </w:rPr>
-      </w:pPr>
-      <w:r>
-        <w:rPr>
-          <w:color w:val="000000" w:themeColor="text1"/>
-          <w:sz w:val="36"/>
-          <w:szCs w:val="36"/>
+        <w:spacing w:line="360" w:lineRule="auto"/>
+        <w:rPr>
+          <w:rFonts w:ascii="Arial" w:hAnsi="Arial" w:cs="Arial"/>
+          <w:color w:val="000000" w:themeColor="text1"/>
+          <w:sz w:val="24"/>
+          <w:szCs w:val="24"/>
+        </w:rPr>
+      </w:pPr>
+    </w:p>
+    <w:p>
+      <w:pPr>
+        <w:pStyle w:val="ListParagraph"/>
+        <w:spacing w:line="360" w:lineRule="auto"/>
+        <w:rPr>
+          <w:rFonts w:ascii="Arial" w:hAnsi="Arial" w:cs="Arial"/>
+          <w:color w:val="000000" w:themeColor="text1"/>
+          <w:sz w:val="24"/>
+          <w:szCs w:val="24"/>
+        </w:rPr>
+      </w:pPr>
+      <w:r>
+        <w:rPr>
+          <w:rFonts w:ascii="Arial" w:hAnsi="Arial" w:cs="Arial"/>
+          <w:color w:val="000000" w:themeColor="text1"/>
+          <w:sz w:val="24"/>
+          <w:szCs w:val="24"/>
         </w:rPr>
         <w:t>This task was helpful in learning how important it is to spread awareness about cybersecurity.</w:t>
       </w:r>
@@ -1464,113 +2427,294 @@
     <w:p>
       <w:pPr>
         <w:pStyle w:val="ListParagraph"/>
-        <w:rPr>
-          <w:color w:val="000000" w:themeColor="text1"/>
-          <w:sz w:val="36"/>
-          <w:szCs w:val="36"/>
-        </w:rPr>
-      </w:pPr>
-    </w:p>
-    <w:p>
-      <w:pPr>
-        <w:pStyle w:val="ListParagraph"/>
-        <w:rPr>
-          <w:color w:val="000000" w:themeColor="text1"/>
-          <w:sz w:val="36"/>
-          <w:szCs w:val="36"/>
-        </w:rPr>
-      </w:pPr>
-    </w:p>
-    <w:p>
-      <w:pPr>
-        <w:pStyle w:val="ListParagraph"/>
-        <w:rPr>
-          <w:color w:val="000000" w:themeColor="text1"/>
-          <w:sz w:val="36"/>
-          <w:szCs w:val="36"/>
-        </w:rPr>
-      </w:pPr>
-    </w:p>
-    <w:p>
-      <w:pPr>
-        <w:pStyle w:val="ListParagraph"/>
-        <w:rPr>
-          <w:color w:val="000000" w:themeColor="text1"/>
-          <w:sz w:val="36"/>
-          <w:szCs w:val="36"/>
-        </w:rPr>
-      </w:pPr>
-    </w:p>
-    <w:p>
-      <w:pPr>
-        <w:pStyle w:val="ListParagraph"/>
-        <w:rPr>
-          <w:color w:val="000000" w:themeColor="text1"/>
-          <w:sz w:val="36"/>
-          <w:szCs w:val="36"/>
-        </w:rPr>
-      </w:pPr>
-    </w:p>
-    <w:p>
-      <w:pPr>
-        <w:pStyle w:val="ListParagraph"/>
-        <w:rPr>
-          <w:color w:val="000000" w:themeColor="text1"/>
-          <w:sz w:val="36"/>
-          <w:szCs w:val="36"/>
-        </w:rPr>
-      </w:pPr>
-    </w:p>
-    <w:p>
-      <w:pPr>
-        <w:pStyle w:val="ListParagraph"/>
-        <w:rPr>
-          <w:color w:val="000000" w:themeColor="text1"/>
-          <w:sz w:val="36"/>
-          <w:szCs w:val="36"/>
-        </w:rPr>
-      </w:pPr>
-    </w:p>
-    <w:p>
-      <w:pPr>
-        <w:pStyle w:val="ListParagraph"/>
-        <w:rPr>
-          <w:color w:val="000000" w:themeColor="text1"/>
-          <w:sz w:val="36"/>
-          <w:szCs w:val="36"/>
-        </w:rPr>
-      </w:pPr>
-    </w:p>
-    <w:p>
-      <w:pPr>
-        <w:pStyle w:val="ListParagraph"/>
-        <w:rPr>
-          <w:color w:val="000000" w:themeColor="text1"/>
-          <w:sz w:val="36"/>
-          <w:szCs w:val="36"/>
-        </w:rPr>
-      </w:pPr>
-    </w:p>
-    <w:p>
-      <w:pPr>
-        <w:pStyle w:val="ListParagraph"/>
-        <w:jc w:val="center"/>
-        <w:rPr>
-          <w:b/>
-          <w:bCs/>
-          <w:color w:val="000000" w:themeColor="text1"/>
-          <w:sz w:val="72"/>
-          <w:szCs w:val="72"/>
-          <w:u w:val="single"/>
-        </w:rPr>
-      </w:pPr>
-      <w:r>
-        <w:rPr>
-          <w:b/>
-          <w:bCs/>
-          <w:color w:val="000000" w:themeColor="text1"/>
-          <w:sz w:val="72"/>
-          <w:szCs w:val="72"/>
+        <w:spacing w:line="360" w:lineRule="auto"/>
+        <w:rPr>
+          <w:rFonts w:ascii="Arial" w:hAnsi="Arial" w:cs="Arial"/>
+          <w:color w:val="000000" w:themeColor="text1"/>
+          <w:sz w:val="24"/>
+          <w:szCs w:val="24"/>
+        </w:rPr>
+      </w:pPr>
+    </w:p>
+    <w:p>
+      <w:pPr>
+        <w:pStyle w:val="ListParagraph"/>
+        <w:spacing w:line="360" w:lineRule="auto"/>
+        <w:rPr>
+          <w:rFonts w:ascii="Arial" w:hAnsi="Arial" w:cs="Arial"/>
+          <w:color w:val="000000" w:themeColor="text1"/>
+          <w:sz w:val="24"/>
+          <w:szCs w:val="24"/>
+        </w:rPr>
+      </w:pPr>
+    </w:p>
+    <w:p>
+      <w:pPr>
+        <w:pStyle w:val="ListParagraph"/>
+        <w:spacing w:line="360" w:lineRule="auto"/>
+        <w:rPr>
+          <w:rFonts w:ascii="Arial" w:hAnsi="Arial" w:cs="Arial"/>
+          <w:color w:val="000000" w:themeColor="text1"/>
+          <w:sz w:val="24"/>
+          <w:szCs w:val="24"/>
+        </w:rPr>
+      </w:pPr>
+    </w:p>
+    <w:p>
+      <w:pPr>
+        <w:pStyle w:val="ListParagraph"/>
+        <w:spacing w:line="360" w:lineRule="auto"/>
+        <w:rPr>
+          <w:rFonts w:ascii="Arial" w:hAnsi="Arial" w:cs="Arial"/>
+          <w:color w:val="000000" w:themeColor="text1"/>
+          <w:sz w:val="24"/>
+          <w:szCs w:val="24"/>
+        </w:rPr>
+      </w:pPr>
+    </w:p>
+    <w:p>
+      <w:pPr>
+        <w:pStyle w:val="ListParagraph"/>
+        <w:spacing w:line="360" w:lineRule="auto"/>
+        <w:rPr>
+          <w:rFonts w:ascii="Arial" w:hAnsi="Arial" w:cs="Arial"/>
+          <w:color w:val="000000" w:themeColor="text1"/>
+          <w:sz w:val="24"/>
+          <w:szCs w:val="24"/>
+        </w:rPr>
+      </w:pPr>
+    </w:p>
+    <w:p>
+      <w:pPr>
+        <w:pStyle w:val="ListParagraph"/>
+        <w:spacing w:line="360" w:lineRule="auto"/>
+        <w:rPr>
+          <w:rFonts w:ascii="Arial" w:hAnsi="Arial" w:cs="Arial"/>
+          <w:color w:val="000000" w:themeColor="text1"/>
+          <w:sz w:val="24"/>
+          <w:szCs w:val="24"/>
+        </w:rPr>
+      </w:pPr>
+    </w:p>
+    <w:p>
+      <w:pPr>
+        <w:pStyle w:val="ListParagraph"/>
+        <w:spacing w:line="360" w:lineRule="auto"/>
+        <w:rPr>
+          <w:rFonts w:ascii="Arial" w:hAnsi="Arial" w:cs="Arial"/>
+          <w:color w:val="000000" w:themeColor="text1"/>
+          <w:sz w:val="24"/>
+          <w:szCs w:val="24"/>
+        </w:rPr>
+      </w:pPr>
+    </w:p>
+    <w:p>
+      <w:pPr>
+        <w:pStyle w:val="ListParagraph"/>
+        <w:spacing w:line="360" w:lineRule="auto"/>
+        <w:rPr>
+          <w:rFonts w:ascii="Arial" w:hAnsi="Arial" w:cs="Arial"/>
+          <w:color w:val="000000" w:themeColor="text1"/>
+          <w:sz w:val="24"/>
+          <w:szCs w:val="24"/>
+        </w:rPr>
+      </w:pPr>
+    </w:p>
+    <w:p>
+      <w:pPr>
+        <w:pStyle w:val="ListParagraph"/>
+        <w:spacing w:line="360" w:lineRule="auto"/>
+        <w:rPr>
+          <w:rFonts w:ascii="Arial" w:hAnsi="Arial" w:cs="Arial"/>
+          <w:color w:val="000000" w:themeColor="text1"/>
+          <w:sz w:val="24"/>
+          <w:szCs w:val="24"/>
+        </w:rPr>
+      </w:pPr>
+    </w:p>
+    <w:p>
+      <w:pPr>
+        <w:pStyle w:val="ListParagraph"/>
+        <w:spacing w:line="360" w:lineRule="auto"/>
+        <w:jc w:val="center"/>
+        <w:rPr>
+          <w:rFonts w:ascii="Arial" w:hAnsi="Arial" w:cs="Arial"/>
+          <w:b/>
+          <w:bCs/>
+          <w:color w:val="000000" w:themeColor="text1"/>
+          <w:sz w:val="24"/>
+          <w:szCs w:val="24"/>
+          <w:u w:val="single"/>
+        </w:rPr>
+      </w:pPr>
+    </w:p>
+    <w:p>
+      <w:pPr>
+        <w:pStyle w:val="ListParagraph"/>
+        <w:spacing w:line="360" w:lineRule="auto"/>
+        <w:jc w:val="center"/>
+        <w:rPr>
+          <w:rFonts w:ascii="Arial" w:hAnsi="Arial" w:cs="Arial"/>
+          <w:b/>
+          <w:bCs/>
+          <w:color w:val="000000" w:themeColor="text1"/>
+          <w:sz w:val="24"/>
+          <w:szCs w:val="24"/>
+          <w:u w:val="single"/>
+        </w:rPr>
+      </w:pPr>
+    </w:p>
+    <w:p>
+      <w:pPr>
+        <w:pStyle w:val="ListParagraph"/>
+        <w:spacing w:line="360" w:lineRule="auto"/>
+        <w:jc w:val="center"/>
+        <w:rPr>
+          <w:rFonts w:ascii="Arial" w:hAnsi="Arial" w:cs="Arial"/>
+          <w:b/>
+          <w:bCs/>
+          <w:color w:val="000000" w:themeColor="text1"/>
+          <w:sz w:val="24"/>
+          <w:szCs w:val="24"/>
+          <w:u w:val="single"/>
+        </w:rPr>
+      </w:pPr>
+    </w:p>
+    <w:p>
+      <w:pPr>
+        <w:pStyle w:val="ListParagraph"/>
+        <w:spacing w:line="360" w:lineRule="auto"/>
+        <w:jc w:val="center"/>
+        <w:rPr>
+          <w:rFonts w:ascii="Arial" w:hAnsi="Arial" w:cs="Arial"/>
+          <w:b/>
+          <w:bCs/>
+          <w:color w:val="000000" w:themeColor="text1"/>
+          <w:sz w:val="24"/>
+          <w:szCs w:val="24"/>
+          <w:u w:val="single"/>
+        </w:rPr>
+      </w:pPr>
+    </w:p>
+    <w:p>
+      <w:pPr>
+        <w:pStyle w:val="ListParagraph"/>
+        <w:spacing w:line="360" w:lineRule="auto"/>
+        <w:jc w:val="center"/>
+        <w:rPr>
+          <w:rFonts w:ascii="Arial" w:hAnsi="Arial" w:cs="Arial"/>
+          <w:b/>
+          <w:bCs/>
+          <w:color w:val="000000" w:themeColor="text1"/>
+          <w:sz w:val="24"/>
+          <w:szCs w:val="24"/>
+          <w:u w:val="single"/>
+        </w:rPr>
+      </w:pPr>
+    </w:p>
+    <w:p>
+      <w:pPr>
+        <w:pStyle w:val="ListParagraph"/>
+        <w:spacing w:line="360" w:lineRule="auto"/>
+        <w:jc w:val="center"/>
+        <w:rPr>
+          <w:rFonts w:ascii="Arial" w:hAnsi="Arial" w:cs="Arial"/>
+          <w:b/>
+          <w:bCs/>
+          <w:color w:val="000000" w:themeColor="text1"/>
+          <w:sz w:val="24"/>
+          <w:szCs w:val="24"/>
+          <w:u w:val="single"/>
+        </w:rPr>
+      </w:pPr>
+    </w:p>
+    <w:p>
+      <w:pPr>
+        <w:pStyle w:val="ListParagraph"/>
+        <w:spacing w:line="360" w:lineRule="auto"/>
+        <w:jc w:val="center"/>
+        <w:rPr>
+          <w:rFonts w:ascii="Arial" w:hAnsi="Arial" w:cs="Arial"/>
+          <w:b/>
+          <w:bCs/>
+          <w:color w:val="000000" w:themeColor="text1"/>
+          <w:sz w:val="24"/>
+          <w:szCs w:val="24"/>
+          <w:u w:val="single"/>
+        </w:rPr>
+      </w:pPr>
+    </w:p>
+    <w:p>
+      <w:pPr>
+        <w:pStyle w:val="ListParagraph"/>
+        <w:spacing w:line="360" w:lineRule="auto"/>
+        <w:jc w:val="center"/>
+        <w:rPr>
+          <w:rFonts w:ascii="Arial" w:hAnsi="Arial" w:cs="Arial"/>
+          <w:b/>
+          <w:bCs/>
+          <w:color w:val="000000" w:themeColor="text1"/>
+          <w:sz w:val="24"/>
+          <w:szCs w:val="24"/>
+          <w:u w:val="single"/>
+        </w:rPr>
+      </w:pPr>
+    </w:p>
+    <w:p>
+      <w:pPr>
+        <w:pStyle w:val="ListParagraph"/>
+        <w:spacing w:line="360" w:lineRule="auto"/>
+        <w:jc w:val="center"/>
+        <w:rPr>
+          <w:rFonts w:ascii="Arial" w:hAnsi="Arial" w:cs="Arial"/>
+          <w:b/>
+          <w:bCs/>
+          <w:color w:val="000000" w:themeColor="text1"/>
+          <w:sz w:val="24"/>
+          <w:szCs w:val="24"/>
+          <w:u w:val="single"/>
+        </w:rPr>
+      </w:pPr>
+    </w:p>
+    <w:p>
+      <w:pPr>
+        <w:pStyle w:val="ListParagraph"/>
+        <w:spacing w:line="360" w:lineRule="auto"/>
+        <w:jc w:val="center"/>
+        <w:rPr>
+          <w:rFonts w:ascii="Arial" w:hAnsi="Arial" w:cs="Arial"/>
+          <w:b/>
+          <w:bCs/>
+          <w:color w:val="000000" w:themeColor="text1"/>
+          <w:sz w:val="24"/>
+          <w:szCs w:val="24"/>
+          <w:u w:val="single"/>
+        </w:rPr>
+      </w:pPr>
+    </w:p>
+    <w:p>
+      <w:pPr>
+        <w:pStyle w:val="ListParagraph"/>
+        <w:spacing w:line="360" w:lineRule="auto"/>
+        <w:jc w:val="center"/>
+        <w:rPr>
+          <w:rFonts w:ascii="Arial" w:hAnsi="Arial" w:cs="Arial"/>
+          <w:b/>
+          <w:bCs/>
+          <w:color w:val="000000" w:themeColor="text1"/>
+          <w:sz w:val="24"/>
+          <w:szCs w:val="24"/>
+          <w:u w:val="single"/>
+        </w:rPr>
+      </w:pPr>
+      <w:r>
+        <w:rPr>
+          <w:rFonts w:ascii="Arial" w:hAnsi="Arial" w:cs="Arial"/>
+          <w:b/>
+          <w:bCs/>
+          <w:color w:val="000000" w:themeColor="text1"/>
+          <w:sz w:val="24"/>
+          <w:szCs w:val="24"/>
           <w:u w:val="single"/>
         </w:rPr>
         <w:lastRenderedPageBreak/>
@@ -1580,59 +2724,59 @@
     <w:p>
       <w:pPr>
         <w:pStyle w:val="ListParagraph"/>
-        <w:rPr>
-          <w:color w:val="000000" w:themeColor="text1"/>
-          <w:sz w:val="72"/>
-          <w:szCs w:val="72"/>
-        </w:rPr>
-      </w:pPr>
-    </w:p>
-    <w:p>
-      <w:pPr>
-        <w:pStyle w:val="ListParagraph"/>
-        <w:rPr>
-          <w:color w:val="000000" w:themeColor="text1"/>
-          <w:sz w:val="36"/>
-          <w:szCs w:val="36"/>
-        </w:rPr>
-      </w:pPr>
-      <w:r>
-        <w:rPr>
-          <w:color w:val="000000" w:themeColor="text1"/>
-          <w:sz w:val="36"/>
-          <w:szCs w:val="36"/>
-        </w:rPr>
-        <w:t>This project has helped me understand the significance of digital literacy in the modern world. I have learned to make professional profiles, use online platforms, communicate, and stay safe. This project has helped me improve my technical and communication skills. This project has been a valuable learning ex</w:t>
-      </w:r>
-      <w:r>
-        <w:rPr>
-          <w:color w:val="000000" w:themeColor="text1"/>
-          <w:sz w:val="36"/>
-          <w:szCs w:val="36"/>
-        </w:rPr>
-        <w:t>perience.</w:t>
-      </w:r>
-    </w:p>
-    <w:p>
-      <w:pPr>
-        <w:pStyle w:val="ListParagraph"/>
-        <w:rPr>
-          <w:b/>
-          <w:bCs/>
-          <w:color w:val="000000" w:themeColor="text1"/>
-          <w:sz w:val="72"/>
-          <w:szCs w:val="72"/>
-          <w:u w:val="single"/>
-        </w:rPr>
-      </w:pPr>
-      <w:r>
-        <w:rPr>
+        <w:spacing w:line="360" w:lineRule="auto"/>
+        <w:rPr>
+          <w:rFonts w:ascii="Arial" w:hAnsi="Arial" w:cs="Arial"/>
+          <w:color w:val="000000" w:themeColor="text1"/>
+          <w:sz w:val="24"/>
+          <w:szCs w:val="24"/>
+        </w:rPr>
+      </w:pPr>
+    </w:p>
+    <w:p>
+      <w:pPr>
+        <w:pStyle w:val="ListParagraph"/>
+        <w:spacing w:line="360" w:lineRule="auto"/>
+        <w:rPr>
+          <w:rFonts w:ascii="Arial" w:hAnsi="Arial" w:cs="Arial"/>
+          <w:color w:val="000000" w:themeColor="text1"/>
+          <w:sz w:val="24"/>
+          <w:szCs w:val="24"/>
+        </w:rPr>
+      </w:pPr>
+      <w:r>
+        <w:rPr>
+          <w:rFonts w:ascii="Arial" w:hAnsi="Arial" w:cs="Arial"/>
+          <w:color w:val="000000" w:themeColor="text1"/>
+          <w:sz w:val="24"/>
+          <w:szCs w:val="24"/>
+        </w:rPr>
+        <w:t>This project has helped me understand the significance of digital literacy in the modern world. I have learned to make professional profiles, use online platforms, communicate, and stay safe. This project has helped me improve my technical and communication skills. This project has been a valuable learning experience.</w:t>
+      </w:r>
+    </w:p>
+    <w:p>
+      <w:pPr>
+        <w:pStyle w:val="ListParagraph"/>
+        <w:spacing w:line="360" w:lineRule="auto"/>
+        <w:rPr>
+          <w:rFonts w:ascii="Arial" w:hAnsi="Arial" w:cs="Arial"/>
+          <w:b/>
+          <w:bCs/>
+          <w:color w:val="000000" w:themeColor="text1"/>
+          <w:sz w:val="24"/>
+          <w:szCs w:val="24"/>
+          <w:u w:val="single"/>
+        </w:rPr>
+      </w:pPr>
+      <w:r>
+        <w:rPr>
+          <w:rFonts w:ascii="Arial" w:hAnsi="Arial" w:cs="Arial"/>
           <w:b/>
           <w:bCs/>
           <w:vanish/>
           <w:color w:val="000000" w:themeColor="text1"/>
-          <w:sz w:val="72"/>
-          <w:szCs w:val="72"/>
+          <w:sz w:val="24"/>
+          <w:szCs w:val="24"/>
           <w:u w:val="single"/>
         </w:rPr>
         <w:t>Bottom of Form</w:t>
@@ -1641,127 +2785,418 @@
     <w:p>
       <w:pPr>
         <w:pStyle w:val="ListParagraph"/>
-        <w:rPr>
-          <w:b/>
-          <w:bCs/>
-          <w:color w:val="000000" w:themeColor="text1"/>
-          <w:sz w:val="72"/>
-          <w:szCs w:val="72"/>
-          <w:u w:val="single"/>
-        </w:rPr>
-      </w:pPr>
-    </w:p>
-    <w:p>
-      <w:pPr>
-        <w:pStyle w:val="ListParagraph"/>
-        <w:rPr>
-          <w:b/>
-          <w:bCs/>
-          <w:color w:val="000000" w:themeColor="text1"/>
-          <w:sz w:val="72"/>
-          <w:szCs w:val="72"/>
-          <w:u w:val="single"/>
-        </w:rPr>
-      </w:pPr>
-    </w:p>
-    <w:p>
-      <w:pPr>
-        <w:pStyle w:val="ListParagraph"/>
-        <w:rPr>
-          <w:b/>
-          <w:bCs/>
-          <w:color w:val="000000" w:themeColor="text1"/>
-          <w:sz w:val="72"/>
-          <w:szCs w:val="72"/>
-          <w:u w:val="single"/>
-        </w:rPr>
-      </w:pPr>
-    </w:p>
-    <w:p>
-      <w:pPr>
-        <w:pStyle w:val="ListParagraph"/>
-        <w:rPr>
-          <w:b/>
-          <w:bCs/>
-          <w:color w:val="000000" w:themeColor="text1"/>
-          <w:sz w:val="72"/>
-          <w:szCs w:val="72"/>
-          <w:u w:val="single"/>
-        </w:rPr>
-      </w:pPr>
-    </w:p>
-    <w:p>
-      <w:pPr>
-        <w:pStyle w:val="ListParagraph"/>
-        <w:rPr>
-          <w:b/>
-          <w:bCs/>
-          <w:color w:val="000000" w:themeColor="text1"/>
-          <w:sz w:val="72"/>
-          <w:szCs w:val="72"/>
-          <w:u w:val="single"/>
-        </w:rPr>
-      </w:pPr>
-    </w:p>
-    <w:p>
-      <w:pPr>
-        <w:pStyle w:val="ListParagraph"/>
-        <w:rPr>
-          <w:b/>
-          <w:bCs/>
-          <w:color w:val="000000" w:themeColor="text1"/>
-          <w:sz w:val="72"/>
-          <w:szCs w:val="72"/>
-          <w:u w:val="single"/>
-        </w:rPr>
-      </w:pPr>
-    </w:p>
-    <w:p>
-      <w:pPr>
-        <w:pStyle w:val="ListParagraph"/>
-        <w:rPr>
-          <w:b/>
-          <w:bCs/>
-          <w:color w:val="000000" w:themeColor="text1"/>
-          <w:sz w:val="72"/>
-          <w:szCs w:val="72"/>
-          <w:u w:val="single"/>
-        </w:rPr>
-      </w:pPr>
-    </w:p>
-    <w:p>
-      <w:pPr>
-        <w:pStyle w:val="ListParagraph"/>
-        <w:rPr>
-          <w:b/>
-          <w:bCs/>
-          <w:color w:val="000000" w:themeColor="text1"/>
-          <w:sz w:val="72"/>
-          <w:szCs w:val="72"/>
-          <w:u w:val="single"/>
-        </w:rPr>
-      </w:pPr>
-    </w:p>
-    <w:p>
-      <w:pPr>
-        <w:pStyle w:val="ListParagraph"/>
-        <w:jc w:val="center"/>
-        <w:rPr>
-          <w:b/>
-          <w:bCs/>
-          <w:color w:val="000000" w:themeColor="text1"/>
-          <w:sz w:val="72"/>
-          <w:szCs w:val="72"/>
-          <w:u w:val="single"/>
-        </w:rPr>
-      </w:pPr>
-      <w:r>
-        <w:rPr>
-          <w:b/>
-          <w:bCs/>
-          <w:color w:val="000000" w:themeColor="text1"/>
-          <w:sz w:val="72"/>
-          <w:szCs w:val="72"/>
+        <w:spacing w:line="360" w:lineRule="auto"/>
+        <w:rPr>
+          <w:rFonts w:ascii="Arial" w:hAnsi="Arial" w:cs="Arial"/>
+          <w:b/>
+          <w:bCs/>
+          <w:color w:val="000000" w:themeColor="text1"/>
+          <w:sz w:val="24"/>
+          <w:szCs w:val="24"/>
+          <w:u w:val="single"/>
+        </w:rPr>
+      </w:pPr>
+    </w:p>
+    <w:p>
+      <w:pPr>
+        <w:pStyle w:val="ListParagraph"/>
+        <w:spacing w:line="360" w:lineRule="auto"/>
+        <w:rPr>
+          <w:rFonts w:ascii="Arial" w:hAnsi="Arial" w:cs="Arial"/>
+          <w:b/>
+          <w:bCs/>
+          <w:color w:val="000000" w:themeColor="text1"/>
+          <w:sz w:val="24"/>
+          <w:szCs w:val="24"/>
+          <w:u w:val="single"/>
+        </w:rPr>
+      </w:pPr>
+    </w:p>
+    <w:p>
+      <w:pPr>
+        <w:pStyle w:val="ListParagraph"/>
+        <w:spacing w:line="360" w:lineRule="auto"/>
+        <w:rPr>
+          <w:rFonts w:ascii="Arial" w:hAnsi="Arial" w:cs="Arial"/>
+          <w:b/>
+          <w:bCs/>
+          <w:color w:val="000000" w:themeColor="text1"/>
+          <w:sz w:val="24"/>
+          <w:szCs w:val="24"/>
+          <w:u w:val="single"/>
+        </w:rPr>
+      </w:pPr>
+    </w:p>
+    <w:p>
+      <w:pPr>
+        <w:pStyle w:val="ListParagraph"/>
+        <w:spacing w:line="360" w:lineRule="auto"/>
+        <w:rPr>
+          <w:rFonts w:ascii="Arial" w:hAnsi="Arial" w:cs="Arial"/>
+          <w:b/>
+          <w:bCs/>
+          <w:color w:val="000000" w:themeColor="text1"/>
+          <w:sz w:val="24"/>
+          <w:szCs w:val="24"/>
+          <w:u w:val="single"/>
+        </w:rPr>
+      </w:pPr>
+    </w:p>
+    <w:p>
+      <w:pPr>
+        <w:pStyle w:val="ListParagraph"/>
+        <w:spacing w:line="360" w:lineRule="auto"/>
+        <w:rPr>
+          <w:rFonts w:ascii="Arial" w:hAnsi="Arial" w:cs="Arial"/>
+          <w:b/>
+          <w:bCs/>
+          <w:color w:val="000000" w:themeColor="text1"/>
+          <w:sz w:val="24"/>
+          <w:szCs w:val="24"/>
+          <w:u w:val="single"/>
+        </w:rPr>
+      </w:pPr>
+    </w:p>
+    <w:p>
+      <w:pPr>
+        <w:pStyle w:val="ListParagraph"/>
+        <w:spacing w:line="360" w:lineRule="auto"/>
+        <w:rPr>
+          <w:rFonts w:ascii="Arial" w:hAnsi="Arial" w:cs="Arial"/>
+          <w:b/>
+          <w:bCs/>
+          <w:color w:val="000000" w:themeColor="text1"/>
+          <w:sz w:val="24"/>
+          <w:szCs w:val="24"/>
+          <w:u w:val="single"/>
+        </w:rPr>
+      </w:pPr>
+    </w:p>
+    <w:p>
+      <w:pPr>
+        <w:pStyle w:val="ListParagraph"/>
+        <w:spacing w:line="360" w:lineRule="auto"/>
+        <w:rPr>
+          <w:rFonts w:ascii="Arial" w:hAnsi="Arial" w:cs="Arial"/>
+          <w:b/>
+          <w:bCs/>
+          <w:color w:val="000000" w:themeColor="text1"/>
+          <w:sz w:val="24"/>
+          <w:szCs w:val="24"/>
+          <w:u w:val="single"/>
+        </w:rPr>
+      </w:pPr>
+    </w:p>
+    <w:p>
+      <w:pPr>
+        <w:pStyle w:val="ListParagraph"/>
+        <w:spacing w:line="360" w:lineRule="auto"/>
+        <w:rPr>
+          <w:rFonts w:ascii="Arial" w:hAnsi="Arial" w:cs="Arial"/>
+          <w:b/>
+          <w:bCs/>
+          <w:color w:val="000000" w:themeColor="text1"/>
+          <w:sz w:val="24"/>
+          <w:szCs w:val="24"/>
+          <w:u w:val="single"/>
+        </w:rPr>
+      </w:pPr>
+    </w:p>
+    <w:p>
+      <w:pPr>
+        <w:pStyle w:val="ListParagraph"/>
+        <w:spacing w:line="360" w:lineRule="auto"/>
+        <w:jc w:val="center"/>
+        <w:rPr>
+          <w:rFonts w:ascii="Arial" w:hAnsi="Arial" w:cs="Arial"/>
+          <w:b/>
+          <w:bCs/>
+          <w:color w:val="000000" w:themeColor="text1"/>
+          <w:sz w:val="24"/>
+          <w:szCs w:val="24"/>
+          <w:u w:val="single"/>
+        </w:rPr>
+      </w:pPr>
+    </w:p>
+    <w:p>
+      <w:pPr>
+        <w:pStyle w:val="ListParagraph"/>
+        <w:spacing w:line="360" w:lineRule="auto"/>
+        <w:jc w:val="center"/>
+        <w:rPr>
+          <w:rFonts w:ascii="Arial" w:hAnsi="Arial" w:cs="Arial"/>
+          <w:b/>
+          <w:bCs/>
+          <w:color w:val="000000" w:themeColor="text1"/>
+          <w:sz w:val="24"/>
+          <w:szCs w:val="24"/>
+          <w:u w:val="single"/>
+        </w:rPr>
+      </w:pPr>
+    </w:p>
+    <w:p>
+      <w:pPr>
+        <w:pStyle w:val="ListParagraph"/>
+        <w:spacing w:line="360" w:lineRule="auto"/>
+        <w:jc w:val="center"/>
+        <w:rPr>
+          <w:rFonts w:ascii="Arial" w:hAnsi="Arial" w:cs="Arial"/>
+          <w:b/>
+          <w:bCs/>
+          <w:color w:val="000000" w:themeColor="text1"/>
+          <w:sz w:val="24"/>
+          <w:szCs w:val="24"/>
+          <w:u w:val="single"/>
+        </w:rPr>
+      </w:pPr>
+    </w:p>
+    <w:p>
+      <w:pPr>
+        <w:pStyle w:val="ListParagraph"/>
+        <w:spacing w:line="360" w:lineRule="auto"/>
+        <w:jc w:val="center"/>
+        <w:rPr>
+          <w:rFonts w:ascii="Arial" w:hAnsi="Arial" w:cs="Arial"/>
+          <w:b/>
+          <w:bCs/>
+          <w:color w:val="000000" w:themeColor="text1"/>
+          <w:sz w:val="24"/>
+          <w:szCs w:val="24"/>
+          <w:u w:val="single"/>
+        </w:rPr>
+      </w:pPr>
+    </w:p>
+    <w:p>
+      <w:pPr>
+        <w:pStyle w:val="ListParagraph"/>
+        <w:spacing w:line="360" w:lineRule="auto"/>
+        <w:jc w:val="center"/>
+        <w:rPr>
+          <w:rFonts w:ascii="Arial" w:hAnsi="Arial" w:cs="Arial"/>
+          <w:b/>
+          <w:bCs/>
+          <w:color w:val="000000" w:themeColor="text1"/>
+          <w:sz w:val="24"/>
+          <w:szCs w:val="24"/>
+          <w:u w:val="single"/>
+        </w:rPr>
+      </w:pPr>
+    </w:p>
+    <w:p>
+      <w:pPr>
+        <w:pStyle w:val="ListParagraph"/>
+        <w:spacing w:line="360" w:lineRule="auto"/>
+        <w:jc w:val="center"/>
+        <w:rPr>
+          <w:rFonts w:ascii="Arial" w:hAnsi="Arial" w:cs="Arial"/>
+          <w:b/>
+          <w:bCs/>
+          <w:color w:val="000000" w:themeColor="text1"/>
+          <w:sz w:val="24"/>
+          <w:szCs w:val="24"/>
+          <w:u w:val="single"/>
+        </w:rPr>
+      </w:pPr>
+    </w:p>
+    <w:p>
+      <w:pPr>
+        <w:pStyle w:val="ListParagraph"/>
+        <w:spacing w:line="360" w:lineRule="auto"/>
+        <w:jc w:val="center"/>
+        <w:rPr>
+          <w:rFonts w:ascii="Arial" w:hAnsi="Arial" w:cs="Arial"/>
+          <w:b/>
+          <w:bCs/>
+          <w:color w:val="000000" w:themeColor="text1"/>
+          <w:sz w:val="24"/>
+          <w:szCs w:val="24"/>
+          <w:u w:val="single"/>
+        </w:rPr>
+      </w:pPr>
+    </w:p>
+    <w:p>
+      <w:pPr>
+        <w:pStyle w:val="ListParagraph"/>
+        <w:spacing w:line="360" w:lineRule="auto"/>
+        <w:jc w:val="center"/>
+        <w:rPr>
+          <w:rFonts w:ascii="Arial" w:hAnsi="Arial" w:cs="Arial"/>
+          <w:b/>
+          <w:bCs/>
+          <w:color w:val="000000" w:themeColor="text1"/>
+          <w:sz w:val="24"/>
+          <w:szCs w:val="24"/>
+          <w:u w:val="single"/>
+        </w:rPr>
+      </w:pPr>
+    </w:p>
+    <w:p>
+      <w:pPr>
+        <w:pStyle w:val="ListParagraph"/>
+        <w:spacing w:line="360" w:lineRule="auto"/>
+        <w:jc w:val="center"/>
+        <w:rPr>
+          <w:rFonts w:ascii="Arial" w:hAnsi="Arial" w:cs="Arial"/>
+          <w:b/>
+          <w:bCs/>
+          <w:color w:val="000000" w:themeColor="text1"/>
+          <w:sz w:val="24"/>
+          <w:szCs w:val="24"/>
+          <w:u w:val="single"/>
+        </w:rPr>
+      </w:pPr>
+    </w:p>
+    <w:p>
+      <w:pPr>
+        <w:pStyle w:val="ListParagraph"/>
+        <w:spacing w:line="360" w:lineRule="auto"/>
+        <w:jc w:val="center"/>
+        <w:rPr>
+          <w:rFonts w:ascii="Arial" w:hAnsi="Arial" w:cs="Arial"/>
+          <w:b/>
+          <w:bCs/>
+          <w:color w:val="000000" w:themeColor="text1"/>
+          <w:sz w:val="24"/>
+          <w:szCs w:val="24"/>
+          <w:u w:val="single"/>
+        </w:rPr>
+      </w:pPr>
+    </w:p>
+    <w:p>
+      <w:pPr>
+        <w:pStyle w:val="ListParagraph"/>
+        <w:spacing w:line="360" w:lineRule="auto"/>
+        <w:jc w:val="center"/>
+        <w:rPr>
+          <w:rFonts w:ascii="Arial" w:hAnsi="Arial" w:cs="Arial"/>
+          <w:b/>
+          <w:bCs/>
+          <w:color w:val="000000" w:themeColor="text1"/>
+          <w:sz w:val="24"/>
+          <w:szCs w:val="24"/>
+          <w:u w:val="single"/>
+        </w:rPr>
+      </w:pPr>
+    </w:p>
+    <w:p>
+      <w:pPr>
+        <w:pStyle w:val="ListParagraph"/>
+        <w:spacing w:line="360" w:lineRule="auto"/>
+        <w:jc w:val="center"/>
+        <w:rPr>
+          <w:rFonts w:ascii="Arial" w:hAnsi="Arial" w:cs="Arial"/>
+          <w:b/>
+          <w:bCs/>
+          <w:color w:val="000000" w:themeColor="text1"/>
+          <w:sz w:val="24"/>
+          <w:szCs w:val="24"/>
+          <w:u w:val="single"/>
+        </w:rPr>
+      </w:pPr>
+    </w:p>
+    <w:p>
+      <w:pPr>
+        <w:pStyle w:val="ListParagraph"/>
+        <w:spacing w:line="360" w:lineRule="auto"/>
+        <w:jc w:val="center"/>
+        <w:rPr>
+          <w:rFonts w:ascii="Arial" w:hAnsi="Arial" w:cs="Arial"/>
+          <w:b/>
+          <w:bCs/>
+          <w:color w:val="000000" w:themeColor="text1"/>
+          <w:sz w:val="24"/>
+          <w:szCs w:val="24"/>
+          <w:u w:val="single"/>
+        </w:rPr>
+      </w:pPr>
+    </w:p>
+    <w:p>
+      <w:pPr>
+        <w:pStyle w:val="ListParagraph"/>
+        <w:spacing w:line="360" w:lineRule="auto"/>
+        <w:jc w:val="center"/>
+        <w:rPr>
+          <w:rFonts w:ascii="Arial" w:hAnsi="Arial" w:cs="Arial"/>
+          <w:b/>
+          <w:bCs/>
+          <w:color w:val="000000" w:themeColor="text1"/>
+          <w:sz w:val="24"/>
+          <w:szCs w:val="24"/>
+          <w:u w:val="single"/>
+        </w:rPr>
+      </w:pPr>
+    </w:p>
+    <w:p>
+      <w:pPr>
+        <w:pStyle w:val="ListParagraph"/>
+        <w:spacing w:line="360" w:lineRule="auto"/>
+        <w:jc w:val="center"/>
+        <w:rPr>
+          <w:rFonts w:ascii="Arial" w:hAnsi="Arial" w:cs="Arial"/>
+          <w:b/>
+          <w:bCs/>
+          <w:color w:val="000000" w:themeColor="text1"/>
+          <w:sz w:val="24"/>
+          <w:szCs w:val="24"/>
+          <w:u w:val="single"/>
+        </w:rPr>
+      </w:pPr>
+    </w:p>
+    <w:p>
+      <w:pPr>
+        <w:pStyle w:val="ListParagraph"/>
+        <w:spacing w:line="360" w:lineRule="auto"/>
+        <w:jc w:val="center"/>
+        <w:rPr>
+          <w:rFonts w:ascii="Arial" w:hAnsi="Arial" w:cs="Arial"/>
+          <w:b/>
+          <w:bCs/>
+          <w:color w:val="000000" w:themeColor="text1"/>
+          <w:sz w:val="24"/>
+          <w:szCs w:val="24"/>
+          <w:u w:val="single"/>
+        </w:rPr>
+      </w:pPr>
+    </w:p>
+    <w:p>
+      <w:pPr>
+        <w:pStyle w:val="ListParagraph"/>
+        <w:spacing w:line="360" w:lineRule="auto"/>
+        <w:jc w:val="center"/>
+        <w:rPr>
+          <w:rFonts w:ascii="Arial" w:hAnsi="Arial" w:cs="Arial"/>
+          <w:b/>
+          <w:bCs/>
+          <w:color w:val="000000" w:themeColor="text1"/>
+          <w:sz w:val="24"/>
+          <w:szCs w:val="24"/>
+          <w:u w:val="single"/>
+        </w:rPr>
+      </w:pPr>
+    </w:p>
+    <w:p>
+      <w:pPr>
+        <w:pStyle w:val="ListParagraph"/>
+        <w:spacing w:line="360" w:lineRule="auto"/>
+        <w:jc w:val="center"/>
+        <w:rPr>
+          <w:rFonts w:ascii="Arial" w:hAnsi="Arial" w:cs="Arial"/>
+          <w:b/>
+          <w:bCs/>
+          <w:color w:val="000000" w:themeColor="text1"/>
+          <w:sz w:val="24"/>
+          <w:szCs w:val="24"/>
+          <w:u w:val="single"/>
+        </w:rPr>
+      </w:pPr>
+      <w:r>
+        <w:rPr>
+          <w:rFonts w:ascii="Arial" w:hAnsi="Arial" w:cs="Arial"/>
+          <w:b/>
+          <w:bCs/>
+          <w:color w:val="000000" w:themeColor="text1"/>
+          <w:sz w:val="24"/>
+          <w:szCs w:val="24"/>
           <w:u w:val="single"/>
         </w:rPr>
         <w:lastRenderedPageBreak/>
@@ -1771,27 +3206,31 @@
     <w:p>
       <w:pPr>
         <w:pStyle w:val="ListParagraph"/>
-        <w:jc w:val="center"/>
-        <w:rPr>
-          <w:b/>
-          <w:bCs/>
-          <w:color w:val="000000" w:themeColor="text1"/>
-          <w:sz w:val="72"/>
-          <w:szCs w:val="72"/>
-          <w:u w:val="single"/>
-        </w:rPr>
-      </w:pPr>
-    </w:p>
-    <w:p>
-      <w:pPr>
-        <w:pStyle w:val="ListParagraph"/>
-        <w:jc w:val="center"/>
-        <w:rPr>
-          <w:b/>
-          <w:bCs/>
-          <w:color w:val="000000" w:themeColor="text1"/>
-          <w:sz w:val="72"/>
-          <w:szCs w:val="72"/>
+        <w:spacing w:line="360" w:lineRule="auto"/>
+        <w:jc w:val="center"/>
+        <w:rPr>
+          <w:rFonts w:ascii="Arial" w:hAnsi="Arial" w:cs="Arial"/>
+          <w:b/>
+          <w:bCs/>
+          <w:color w:val="000000" w:themeColor="text1"/>
+          <w:sz w:val="24"/>
+          <w:szCs w:val="24"/>
+          <w:u w:val="single"/>
+        </w:rPr>
+      </w:pPr>
+    </w:p>
+    <w:p>
+      <w:pPr>
+        <w:pStyle w:val="ListParagraph"/>
+        <w:spacing w:line="360" w:lineRule="auto"/>
+        <w:jc w:val="center"/>
+        <w:rPr>
+          <w:rFonts w:ascii="Arial" w:hAnsi="Arial" w:cs="Arial"/>
+          <w:b/>
+          <w:bCs/>
+          <w:color w:val="000000" w:themeColor="text1"/>
+          <w:sz w:val="24"/>
+          <w:szCs w:val="24"/>
           <w:u w:val="single"/>
         </w:rPr>
       </w:pPr>
@@ -1803,17 +3242,20 @@
           <w:ilvl w:val="0"/>
           <w:numId w:val="2"/>
         </w:numPr>
-        <w:rPr>
-          <w:color w:val="000000" w:themeColor="text1"/>
-          <w:sz w:val="36"/>
-          <w:szCs w:val="36"/>
-        </w:rPr>
-      </w:pPr>
-      <w:r>
-        <w:rPr>
-          <w:color w:val="000000" w:themeColor="text1"/>
-          <w:sz w:val="36"/>
-          <w:szCs w:val="36"/>
+        <w:spacing w:line="360" w:lineRule="auto"/>
+        <w:rPr>
+          <w:rFonts w:ascii="Arial" w:hAnsi="Arial" w:cs="Arial"/>
+          <w:color w:val="000000" w:themeColor="text1"/>
+          <w:sz w:val="24"/>
+          <w:szCs w:val="24"/>
+        </w:rPr>
+      </w:pPr>
+      <w:r>
+        <w:rPr>
+          <w:rFonts w:ascii="Arial" w:hAnsi="Arial" w:cs="Arial"/>
+          <w:color w:val="000000" w:themeColor="text1"/>
+          <w:sz w:val="24"/>
+          <w:szCs w:val="24"/>
         </w:rPr>
         <w:t>GitHub.com</w:t>
       </w:r>
@@ -1825,17 +3267,20 @@
           <w:ilvl w:val="0"/>
           <w:numId w:val="2"/>
         </w:numPr>
-        <w:rPr>
-          <w:color w:val="000000" w:themeColor="text1"/>
-          <w:sz w:val="36"/>
-          <w:szCs w:val="36"/>
-        </w:rPr>
-      </w:pPr>
-      <w:r>
-        <w:rPr>
-          <w:color w:val="000000" w:themeColor="text1"/>
-          <w:sz w:val="36"/>
-          <w:szCs w:val="36"/>
+        <w:spacing w:line="360" w:lineRule="auto"/>
+        <w:rPr>
+          <w:rFonts w:ascii="Arial" w:hAnsi="Arial" w:cs="Arial"/>
+          <w:color w:val="000000" w:themeColor="text1"/>
+          <w:sz w:val="24"/>
+          <w:szCs w:val="24"/>
+        </w:rPr>
+      </w:pPr>
+      <w:r>
+        <w:rPr>
+          <w:rFonts w:ascii="Arial" w:hAnsi="Arial" w:cs="Arial"/>
+          <w:color w:val="000000" w:themeColor="text1"/>
+          <w:sz w:val="24"/>
+          <w:szCs w:val="24"/>
         </w:rPr>
         <w:t>LinkedIn.com</w:t>
       </w:r>
@@ -1847,17 +3292,20 @@
           <w:ilvl w:val="0"/>
           <w:numId w:val="2"/>
         </w:numPr>
-        <w:rPr>
-          <w:color w:val="000000" w:themeColor="text1"/>
-          <w:sz w:val="36"/>
-          <w:szCs w:val="36"/>
-        </w:rPr>
-      </w:pPr>
-      <w:r>
-        <w:rPr>
-          <w:color w:val="000000" w:themeColor="text1"/>
-          <w:sz w:val="36"/>
-          <w:szCs w:val="36"/>
+        <w:spacing w:line="360" w:lineRule="auto"/>
+        <w:rPr>
+          <w:rFonts w:ascii="Arial" w:hAnsi="Arial" w:cs="Arial"/>
+          <w:color w:val="000000" w:themeColor="text1"/>
+          <w:sz w:val="24"/>
+          <w:szCs w:val="24"/>
+        </w:rPr>
+      </w:pPr>
+      <w:r>
+        <w:rPr>
+          <w:rFonts w:ascii="Arial" w:hAnsi="Arial" w:cs="Arial"/>
+          <w:color w:val="000000" w:themeColor="text1"/>
+          <w:sz w:val="24"/>
+          <w:szCs w:val="24"/>
         </w:rPr>
         <w:t>Kaggle.com</w:t>
       </w:r>
@@ -1869,17 +3317,20 @@
           <w:ilvl w:val="0"/>
           <w:numId w:val="2"/>
         </w:numPr>
-        <w:rPr>
-          <w:color w:val="000000" w:themeColor="text1"/>
-          <w:sz w:val="36"/>
-          <w:szCs w:val="36"/>
-        </w:rPr>
-      </w:pPr>
-      <w:r>
-        <w:rPr>
-          <w:color w:val="000000" w:themeColor="text1"/>
-          <w:sz w:val="36"/>
-          <w:szCs w:val="36"/>
+        <w:spacing w:line="360" w:lineRule="auto"/>
+        <w:rPr>
+          <w:rFonts w:ascii="Arial" w:hAnsi="Arial" w:cs="Arial"/>
+          <w:color w:val="000000" w:themeColor="text1"/>
+          <w:sz w:val="24"/>
+          <w:szCs w:val="24"/>
+        </w:rPr>
+      </w:pPr>
+      <w:r>
+        <w:rPr>
+          <w:rFonts w:ascii="Arial" w:hAnsi="Arial" w:cs="Arial"/>
+          <w:color w:val="000000" w:themeColor="text1"/>
+          <w:sz w:val="24"/>
+          <w:szCs w:val="24"/>
         </w:rPr>
         <w:t>HackerRank.com</w:t>
       </w:r>
@@ -1891,17 +3342,20 @@
           <w:ilvl w:val="0"/>
           <w:numId w:val="2"/>
         </w:numPr>
-        <w:rPr>
-          <w:color w:val="000000" w:themeColor="text1"/>
-          <w:sz w:val="36"/>
-          <w:szCs w:val="36"/>
-        </w:rPr>
-      </w:pPr>
-      <w:r>
-        <w:rPr>
-          <w:color w:val="000000" w:themeColor="text1"/>
-          <w:sz w:val="36"/>
-          <w:szCs w:val="36"/>
+        <w:spacing w:line="360" w:lineRule="auto"/>
+        <w:rPr>
+          <w:rFonts w:ascii="Arial" w:hAnsi="Arial" w:cs="Arial"/>
+          <w:color w:val="000000" w:themeColor="text1"/>
+          <w:sz w:val="24"/>
+          <w:szCs w:val="24"/>
+        </w:rPr>
+      </w:pPr>
+      <w:r>
+        <w:rPr>
+          <w:rFonts w:ascii="Arial" w:hAnsi="Arial" w:cs="Arial"/>
+          <w:color w:val="000000" w:themeColor="text1"/>
+          <w:sz w:val="24"/>
+          <w:szCs w:val="24"/>
         </w:rPr>
         <w:t>Google Forms</w:t>
       </w:r>
@@ -1913,17 +3367,20 @@
           <w:ilvl w:val="0"/>
           <w:numId w:val="2"/>
         </w:numPr>
-        <w:rPr>
-          <w:color w:val="000000" w:themeColor="text1"/>
-          <w:sz w:val="36"/>
-          <w:szCs w:val="36"/>
-        </w:rPr>
-      </w:pPr>
-      <w:r>
-        <w:rPr>
-          <w:color w:val="000000" w:themeColor="text1"/>
-          <w:sz w:val="36"/>
-          <w:szCs w:val="36"/>
+        <w:spacing w:line="360" w:lineRule="auto"/>
+        <w:rPr>
+          <w:rFonts w:ascii="Arial" w:hAnsi="Arial" w:cs="Arial"/>
+          <w:color w:val="000000" w:themeColor="text1"/>
+          <w:sz w:val="24"/>
+          <w:szCs w:val="24"/>
+        </w:rPr>
+      </w:pPr>
+      <w:r>
+        <w:rPr>
+          <w:rFonts w:ascii="Arial" w:hAnsi="Arial" w:cs="Arial"/>
+          <w:color w:val="000000" w:themeColor="text1"/>
+          <w:sz w:val="24"/>
+          <w:szCs w:val="24"/>
         </w:rPr>
         <w:t>PowerPoint</w:t>
       </w:r>
@@ -1931,23 +3388,27 @@
     <w:p>
       <w:pPr>
         <w:pStyle w:val="ListParagraph"/>
-        <w:rPr>
+        <w:spacing w:line="360" w:lineRule="auto"/>
+        <w:rPr>
+          <w:rFonts w:ascii="Arial" w:hAnsi="Arial" w:cs="Arial"/>
           <w:vanish/>
           <w:color w:val="000000" w:themeColor="text1"/>
-          <w:sz w:val="36"/>
-          <w:szCs w:val="36"/>
-        </w:rPr>
-      </w:pPr>
-    </w:p>
-    <w:p>
-      <w:pPr>
-        <w:pStyle w:val="ListParagraph"/>
-        <w:rPr>
-          <w:b/>
-          <w:bCs/>
-          <w:color w:val="000000" w:themeColor="text1"/>
-          <w:sz w:val="72"/>
-          <w:szCs w:val="72"/>
+          <w:sz w:val="24"/>
+          <w:szCs w:val="24"/>
+        </w:rPr>
+      </w:pPr>
+    </w:p>
+    <w:p>
+      <w:pPr>
+        <w:pStyle w:val="ListParagraph"/>
+        <w:spacing w:line="360" w:lineRule="auto"/>
+        <w:rPr>
+          <w:rFonts w:ascii="Arial" w:hAnsi="Arial" w:cs="Arial"/>
+          <w:b/>
+          <w:bCs/>
+          <w:color w:val="000000" w:themeColor="text1"/>
+          <w:sz w:val="24"/>
+          <w:szCs w:val="24"/>
           <w:u w:val="single"/>
         </w:rPr>
       </w:pPr>
@@ -2340,6 +3801,92 @@
     </w:lvl>
   </w:abstractNum>
   <w:abstractNum w:abstractNumId="1" w15:restartNumberingAfterBreak="0">
+    <w:nsid w:val="5DD215AB"/>
+    <w:multiLevelType w:val="hybridMultilevel"/>
+    <w:tmpl w:val="071E7098"/>
+    <w:lvl w:ilvl="0" w:tplc="4009000F">
+      <w:start w:val="1"/>
+      <w:numFmt w:val="decimal"/>
+      <w:lvlText w:val="%1."/>
+      <w:lvlJc w:val="left"/>
+      <w:pPr>
+        <w:ind w:left="720" w:hanging="360"/>
+      </w:pPr>
+    </w:lvl>
+    <w:lvl w:ilvl="1" w:tplc="40090019" w:tentative="1">
+      <w:start w:val="1"/>
+      <w:numFmt w:val="lowerLetter"/>
+      <w:lvlText w:val="%2."/>
+      <w:lvlJc w:val="left"/>
+      <w:pPr>
+        <w:ind w:left="1440" w:hanging="360"/>
+      </w:pPr>
+    </w:lvl>
+    <w:lvl w:ilvl="2" w:tplc="4009001B" w:tentative="1">
+      <w:start w:val="1"/>
+      <w:numFmt w:val="lowerRoman"/>
+      <w:lvlText w:val="%3."/>
+      <w:lvlJc w:val="right"/>
+      <w:pPr>
+        <w:ind w:left="2160" w:hanging="180"/>
+      </w:pPr>
+    </w:lvl>
+    <w:lvl w:ilvl="3" w:tplc="4009000F" w:tentative="1">
+      <w:start w:val="1"/>
+      <w:numFmt w:val="decimal"/>
+      <w:lvlText w:val="%4."/>
+      <w:lvlJc w:val="left"/>
+      <w:pPr>
+        <w:ind w:left="2880" w:hanging="360"/>
+      </w:pPr>
+    </w:lvl>
+    <w:lvl w:ilvl="4" w:tplc="40090019" w:tentative="1">
+      <w:start w:val="1"/>
+      <w:numFmt w:val="lowerLetter"/>
+      <w:lvlText w:val="%5."/>
+      <w:lvlJc w:val="left"/>
+      <w:pPr>
+        <w:ind w:left="3600" w:hanging="360"/>
+      </w:pPr>
+    </w:lvl>
+    <w:lvl w:ilvl="5" w:tplc="4009001B" w:tentative="1">
+      <w:start w:val="1"/>
+      <w:numFmt w:val="lowerRoman"/>
+      <w:lvlText w:val="%6."/>
+      <w:lvlJc w:val="right"/>
+      <w:pPr>
+        <w:ind w:left="4320" w:hanging="180"/>
+      </w:pPr>
+    </w:lvl>
+    <w:lvl w:ilvl="6" w:tplc="4009000F" w:tentative="1">
+      <w:start w:val="1"/>
+      <w:numFmt w:val="decimal"/>
+      <w:lvlText w:val="%7."/>
+      <w:lvlJc w:val="left"/>
+      <w:pPr>
+        <w:ind w:left="5040" w:hanging="360"/>
+      </w:pPr>
+    </w:lvl>
+    <w:lvl w:ilvl="7" w:tplc="40090019" w:tentative="1">
+      <w:start w:val="1"/>
+      <w:numFmt w:val="lowerLetter"/>
+      <w:lvlText w:val="%8."/>
+      <w:lvlJc w:val="left"/>
+      <w:pPr>
+        <w:ind w:left="5760" w:hanging="360"/>
+      </w:pPr>
+    </w:lvl>
+    <w:lvl w:ilvl="8" w:tplc="4009001B" w:tentative="1">
+      <w:start w:val="1"/>
+      <w:numFmt w:val="lowerRoman"/>
+      <w:lvlText w:val="%9."/>
+      <w:lvlJc w:val="right"/>
+      <w:pPr>
+        <w:ind w:left="6480" w:hanging="180"/>
+      </w:pPr>
+    </w:lvl>
+  </w:abstractNum>
+  <w:abstractNum w:abstractNumId="2" w15:restartNumberingAfterBreak="0">
     <w:nsid w:val="6A21490F"/>
     <w:multiLevelType w:val="hybridMultilevel"/>
     <w:tmpl w:val="044A01DC"/>
@@ -2453,10 +4000,13 @@
     </w:lvl>
   </w:abstractNum>
   <w:num w:numId="1" w16cid:durableId="370568378">
-    <w:abstractNumId w:val="1"/>
+    <w:abstractNumId w:val="2"/>
   </w:num>
   <w:num w:numId="2" w16cid:durableId="1527475098">
     <w:abstractNumId w:val="0"/>
+  </w:num>
+  <w:num w:numId="3" w16cid:durableId="1408917365">
+    <w:abstractNumId w:val="1"/>
   </w:num>
 </w:numbering>
 </file>
@@ -3062,6 +4612,7 @@
   <w:style w:type="character" w:default="1" w:styleId="DefaultParagraphFont">
     <w:name w:val="Default Paragraph Font"/>
     <w:uiPriority w:val="1"/>
+    <w:semiHidden/>
     <w:unhideWhenUsed/>
   </w:style>
   <w:style w:type="table" w:default="1" w:styleId="TableNormal">
